--- a/public/tours/domestic/east_and_west_india/itineraries/5 Days Sikkim Retreat.docx
+++ b/public/tours/domestic/east_and_west_india/itineraries/5 Days Sikkim Retreat.docx
@@ -1,6 +1,6 @@
 
 <file path=word/document.xml><?xml version="1.0" encoding="utf-8"?>
-<w:document xmlns:wpc="http://schemas.microsoft.com/office/word/2010/wordprocessingCanvas" xmlns:mc="http://schemas.openxmlformats.org/markup-compatibility/2006" xmlns:o="urn:schemas-microsoft-com:office:office" xmlns:r="http://schemas.openxmlformats.org/officeDocument/2006/relationships" xmlns:m="http://schemas.openxmlformats.org/officeDocument/2006/math" xmlns:v="urn:schemas-microsoft-com:vml" xmlns:wp14="http://schemas.microsoft.com/office/word/2010/wordprocessingDrawing" xmlns:wp="http://schemas.openxmlformats.org/drawingml/2006/wordprocessingDrawing" xmlns:w10="urn:schemas-microsoft-com:office:word" xmlns:w="http://schemas.openxmlformats.org/wordprocessingml/2006/main" xmlns:w14="http://schemas.microsoft.com/office/word/2010/wordml" xmlns:w15="http://schemas.microsoft.com/office/word/2012/wordml" xmlns:wpg="http://schemas.microsoft.com/office/word/2010/wordprocessingGroup" xmlns:wpi="http://schemas.microsoft.com/office/word/2010/wordprocessingInk" xmlns:wne="http://schemas.microsoft.com/office/word/2006/wordml" xmlns:wps="http://schemas.microsoft.com/office/word/2010/wordprocessingShape" mc:Ignorable="w14 w15 wp14">
+<w:document xmlns:wpc="http://schemas.microsoft.com/office/word/2010/wordprocessingCanvas" xmlns:cx="http://schemas.microsoft.com/office/drawing/2014/chartex" xmlns:cx1="http://schemas.microsoft.com/office/drawing/2015/9/8/chartex" xmlns:cx2="http://schemas.microsoft.com/office/drawing/2015/10/21/chartex" xmlns:cx3="http://schemas.microsoft.com/office/drawing/2016/5/9/chartex" xmlns:cx4="http://schemas.microsoft.com/office/drawing/2016/5/10/chartex" xmlns:cx5="http://schemas.microsoft.com/office/drawing/2016/5/11/chartex" xmlns:cx6="http://schemas.microsoft.com/office/drawing/2016/5/12/chartex" xmlns:cx7="http://schemas.microsoft.com/office/drawing/2016/5/13/chartex" xmlns:cx8="http://schemas.microsoft.com/office/drawing/2016/5/14/chartex" xmlns:mc="http://schemas.openxmlformats.org/markup-compatibility/2006" xmlns:aink="http://schemas.microsoft.com/office/drawing/2016/ink" xmlns:am3d="http://schemas.microsoft.com/office/drawing/2017/model3d" xmlns:o="urn:schemas-microsoft-com:office:office" xmlns:r="http://schemas.openxmlformats.org/officeDocument/2006/relationships" xmlns:m="http://schemas.openxmlformats.org/officeDocument/2006/math" xmlns:v="urn:schemas-microsoft-com:vml" xmlns:wp14="http://schemas.microsoft.com/office/word/2010/wordprocessingDrawing" xmlns:wp="http://schemas.openxmlformats.org/drawingml/2006/wordprocessingDrawing" xmlns:w10="urn:schemas-microsoft-com:office:word" xmlns:w="http://schemas.openxmlformats.org/wordprocessingml/2006/main" xmlns:w14="http://schemas.microsoft.com/office/word/2010/wordml" xmlns:w15="http://schemas.microsoft.com/office/word/2012/wordml" xmlns:w16cid="http://schemas.microsoft.com/office/word/2016/wordml/cid" xmlns:w16se="http://schemas.microsoft.com/office/word/2015/wordml/symex" xmlns:wpg="http://schemas.microsoft.com/office/word/2010/wordprocessingGroup" xmlns:wpi="http://schemas.microsoft.com/office/word/2010/wordprocessingInk" xmlns:wne="http://schemas.microsoft.com/office/word/2006/wordml" xmlns:wps="http://schemas.microsoft.com/office/word/2010/wordprocessingShape" mc:Ignorable="w14 w15 w16se w16cid wp14">
   <w:body>
     <w:p>
       <w:pPr>
@@ -31,7 +31,10 @@
           <v:rect id="_x0000_i1025" style="width:0;height:1.5pt" o:hralign="center" o:hrstd="t" o:hr="t" fillcolor="#a0a0a0" stroked="f"/>
         </w:pict>
       </w:r>
-      <w:r>
+    </w:p>
+    <w:p>
+      <w:pPr>
+        <w:spacing w:after="0" w:line="240" w:lineRule="auto"/>
         <w:rPr>
           <w:rFonts w:ascii="Arial" w:eastAsia="Times New Roman" w:hAnsi="Arial" w:cs="Arial"/>
           <w:b/>
@@ -39,9 +42,11 @@
           <w:sz w:val="24"/>
           <w:lang w:eastAsia="en-IN"/>
         </w:rPr>
-        <w:t>Overview</w:t>
-      </w:r>
-      <w:r>
+      </w:pPr>
+    </w:p>
+    <w:p>
+      <w:pPr>
+        <w:spacing w:after="0" w:line="240" w:lineRule="auto"/>
         <w:rPr>
           <w:rFonts w:ascii="Arial" w:eastAsia="Times New Roman" w:hAnsi="Arial" w:cs="Arial"/>
           <w:b/>
@@ -49,33 +54,46 @@
           <w:sz w:val="24"/>
           <w:lang w:eastAsia="en-IN"/>
         </w:rPr>
-        <w:br/>
-      </w:r>
-      <w:r>
-        <w:rPr>
-          <w:rFonts w:ascii="Arial" w:eastAsia="Times New Roman" w:hAnsi="Arial" w:cs="Arial"/>
-          <w:sz w:val="24"/>
-          <w:lang w:eastAsia="en-IN"/>
-        </w:rPr>
-        <w:t xml:space="preserve">Discover the spiritual and cultural essence of Sikkim through a scenic journey across South and West Sikkim. This thoughtfully designed itinerary takes you through peaceful Himalayan villages, lush tea gardens, and ancient monasteries, offering a perfect blend of heritage, nature, and authentic local experiences. Ideal for culture lovers and leisure </w:t>
-      </w:r>
-      <w:proofErr w:type="spellStart"/>
-      <w:r>
-        <w:rPr>
-          <w:rFonts w:ascii="Arial" w:eastAsia="Times New Roman" w:hAnsi="Arial" w:cs="Arial"/>
-          <w:sz w:val="24"/>
-          <w:lang w:eastAsia="en-IN"/>
-        </w:rPr>
-        <w:t>travelers</w:t>
-      </w:r>
-      <w:proofErr w:type="spellEnd"/>
-      <w:r>
-        <w:rPr>
-          <w:rFonts w:ascii="Arial" w:eastAsia="Times New Roman" w:hAnsi="Arial" w:cs="Arial"/>
-          <w:sz w:val="24"/>
-          <w:lang w:eastAsia="en-IN"/>
-        </w:rPr>
-        <w:t>, the tour provides a deeper insight into Sikkim’s timeless traditions and serene landscapes.</w:t>
+      </w:pPr>
+    </w:p>
+    <w:p>
+      <w:pPr>
+        <w:spacing w:after="0" w:line="240" w:lineRule="auto"/>
+        <w:rPr>
+          <w:rFonts w:ascii="Arial" w:eastAsia="Times New Roman" w:hAnsi="Arial" w:cs="Arial"/>
+          <w:sz w:val="24"/>
+          <w:lang w:eastAsia="en-IN"/>
+        </w:rPr>
+      </w:pPr>
+      <w:bookmarkStart w:id="0" w:name="_GoBack"/>
+      <w:bookmarkEnd w:id="0"/>
+      <w:r>
+        <w:rPr>
+          <w:rFonts w:ascii="Arial" w:eastAsia="Times New Roman" w:hAnsi="Arial" w:cs="Arial"/>
+          <w:b/>
+          <w:bCs/>
+          <w:sz w:val="24"/>
+          <w:lang w:eastAsia="en-IN"/>
+        </w:rPr>
+        <w:t>Overview</w:t>
+      </w:r>
+      <w:r>
+        <w:rPr>
+          <w:rFonts w:ascii="Arial" w:eastAsia="Times New Roman" w:hAnsi="Arial" w:cs="Arial"/>
+          <w:b/>
+          <w:bCs/>
+          <w:sz w:val="24"/>
+          <w:lang w:eastAsia="en-IN"/>
+        </w:rPr>
+        <w:br/>
+      </w:r>
+      <w:r>
+        <w:rPr>
+          <w:rFonts w:ascii="Arial" w:eastAsia="Times New Roman" w:hAnsi="Arial" w:cs="Arial"/>
+          <w:sz w:val="24"/>
+          <w:lang w:eastAsia="en-IN"/>
+        </w:rPr>
+        <w:t>Discover the spiritual and cultural essence of Sikkim through a scenic journey across South and West Sikkim. This thoughtfully designed itinerary takes you through peaceful Himalayan villages, lush tea gardens, and ancient monasteries, offering a perfect blend of heritage, nature, and authentic local experiences. Ideal for culture lovers and leisure travelers, the tour provides a deeper insight into Sikkim’s timeless traditions and serene landscapes.</w:t>
       </w:r>
     </w:p>
     <w:p>
@@ -127,43 +145,7 @@
           <w:sz w:val="24"/>
           <w:lang w:eastAsia="en-IN"/>
         </w:rPr>
-        <w:t xml:space="preserve">Visit Char </w:t>
-      </w:r>
-      <w:proofErr w:type="spellStart"/>
-      <w:r>
-        <w:rPr>
-          <w:rFonts w:ascii="Arial" w:eastAsia="Times New Roman" w:hAnsi="Arial" w:cs="Arial"/>
-          <w:sz w:val="24"/>
-          <w:lang w:eastAsia="en-IN"/>
-        </w:rPr>
-        <w:t>Dham</w:t>
-      </w:r>
-      <w:proofErr w:type="spellEnd"/>
-      <w:r>
-        <w:rPr>
-          <w:rFonts w:ascii="Arial" w:eastAsia="Times New Roman" w:hAnsi="Arial" w:cs="Arial"/>
-          <w:sz w:val="24"/>
-          <w:lang w:eastAsia="en-IN"/>
-        </w:rPr>
-        <w:t xml:space="preserve"> &amp; </w:t>
-      </w:r>
-      <w:proofErr w:type="spellStart"/>
-      <w:r>
-        <w:rPr>
-          <w:rFonts w:ascii="Arial" w:eastAsia="Times New Roman" w:hAnsi="Arial" w:cs="Arial"/>
-          <w:sz w:val="24"/>
-          <w:lang w:eastAsia="en-IN"/>
-        </w:rPr>
-        <w:t>Samdruptse</w:t>
-      </w:r>
-      <w:proofErr w:type="spellEnd"/>
-      <w:r>
-        <w:rPr>
-          <w:rFonts w:ascii="Arial" w:eastAsia="Times New Roman" w:hAnsi="Arial" w:cs="Arial"/>
-          <w:sz w:val="24"/>
-          <w:lang w:eastAsia="en-IN"/>
-        </w:rPr>
-        <w:t xml:space="preserve"> Monastery </w:t>
+        <w:t xml:space="preserve">Visit Char Dham &amp; Samdruptse Monastery </w:t>
       </w:r>
     </w:p>
     <w:p>
@@ -185,43 +167,7 @@
           <w:sz w:val="24"/>
           <w:lang w:eastAsia="en-IN"/>
         </w:rPr>
-        <w:t>Explore Buddha Park (</w:t>
-      </w:r>
-      <w:proofErr w:type="spellStart"/>
-      <w:r>
-        <w:rPr>
-          <w:rFonts w:ascii="Arial" w:eastAsia="Times New Roman" w:hAnsi="Arial" w:cs="Arial"/>
-          <w:sz w:val="24"/>
-          <w:lang w:eastAsia="en-IN"/>
-        </w:rPr>
-        <w:t>Tathagata</w:t>
-      </w:r>
-      <w:proofErr w:type="spellEnd"/>
-      <w:r>
-        <w:rPr>
-          <w:rFonts w:ascii="Arial" w:eastAsia="Times New Roman" w:hAnsi="Arial" w:cs="Arial"/>
-          <w:sz w:val="24"/>
-          <w:lang w:eastAsia="en-IN"/>
-        </w:rPr>
-        <w:t xml:space="preserve"> </w:t>
-      </w:r>
-      <w:proofErr w:type="spellStart"/>
-      <w:r>
-        <w:rPr>
-          <w:rFonts w:ascii="Arial" w:eastAsia="Times New Roman" w:hAnsi="Arial" w:cs="Arial"/>
-          <w:sz w:val="24"/>
-          <w:lang w:eastAsia="en-IN"/>
-        </w:rPr>
-        <w:t>Tsal</w:t>
-      </w:r>
-      <w:proofErr w:type="spellEnd"/>
-      <w:r>
-        <w:rPr>
-          <w:rFonts w:ascii="Arial" w:eastAsia="Times New Roman" w:hAnsi="Arial" w:cs="Arial"/>
-          <w:sz w:val="24"/>
-          <w:lang w:eastAsia="en-IN"/>
-        </w:rPr>
-        <w:t xml:space="preserve">) </w:t>
+        <w:t xml:space="preserve">Explore Buddha Park (Tathagata Tsal) </w:t>
       </w:r>
     </w:p>
     <w:p>
@@ -243,25 +189,7 @@
           <w:sz w:val="24"/>
           <w:lang w:eastAsia="en-IN"/>
         </w:rPr>
-        <w:t xml:space="preserve">Experience </w:t>
-      </w:r>
-      <w:proofErr w:type="spellStart"/>
-      <w:r>
-        <w:rPr>
-          <w:rFonts w:ascii="Arial" w:eastAsia="Times New Roman" w:hAnsi="Arial" w:cs="Arial"/>
-          <w:sz w:val="24"/>
-          <w:lang w:eastAsia="en-IN"/>
-        </w:rPr>
-        <w:t>Temi</w:t>
-      </w:r>
-      <w:proofErr w:type="spellEnd"/>
-      <w:r>
-        <w:rPr>
-          <w:rFonts w:ascii="Arial" w:eastAsia="Times New Roman" w:hAnsi="Arial" w:cs="Arial"/>
-          <w:sz w:val="24"/>
-          <w:lang w:eastAsia="en-IN"/>
-        </w:rPr>
-        <w:t xml:space="preserve"> Tea Garden &amp; tea tasting </w:t>
+        <w:t xml:space="preserve">Experience Temi Tea Garden &amp; tea tasting </w:t>
       </w:r>
     </w:p>
     <w:p>
@@ -283,25 +211,7 @@
           <w:sz w:val="24"/>
           <w:lang w:eastAsia="en-IN"/>
         </w:rPr>
-        <w:t xml:space="preserve">Visit </w:t>
-      </w:r>
-      <w:proofErr w:type="spellStart"/>
-      <w:r>
-        <w:rPr>
-          <w:rFonts w:ascii="Arial" w:eastAsia="Times New Roman" w:hAnsi="Arial" w:cs="Arial"/>
-          <w:sz w:val="24"/>
-          <w:lang w:eastAsia="en-IN"/>
-        </w:rPr>
-        <w:t>Khecheopalri</w:t>
-      </w:r>
-      <w:proofErr w:type="spellEnd"/>
-      <w:r>
-        <w:rPr>
-          <w:rFonts w:ascii="Arial" w:eastAsia="Times New Roman" w:hAnsi="Arial" w:cs="Arial"/>
-          <w:sz w:val="24"/>
-          <w:lang w:eastAsia="en-IN"/>
-        </w:rPr>
-        <w:t xml:space="preserve"> Lake </w:t>
+        <w:t xml:space="preserve">Visit Khecheopalri Lake </w:t>
       </w:r>
     </w:p>
     <w:p>
@@ -323,43 +233,7 @@
           <w:sz w:val="24"/>
           <w:lang w:eastAsia="en-IN"/>
         </w:rPr>
-        <w:t xml:space="preserve">Explore </w:t>
-      </w:r>
-      <w:proofErr w:type="spellStart"/>
-      <w:r>
-        <w:rPr>
-          <w:rFonts w:ascii="Arial" w:eastAsia="Times New Roman" w:hAnsi="Arial" w:cs="Arial"/>
-          <w:sz w:val="24"/>
-          <w:lang w:eastAsia="en-IN"/>
-        </w:rPr>
-        <w:t>Pemayangtse</w:t>
-      </w:r>
-      <w:proofErr w:type="spellEnd"/>
-      <w:r>
-        <w:rPr>
-          <w:rFonts w:ascii="Arial" w:eastAsia="Times New Roman" w:hAnsi="Arial" w:cs="Arial"/>
-          <w:sz w:val="24"/>
-          <w:lang w:eastAsia="en-IN"/>
-        </w:rPr>
-        <w:t xml:space="preserve"> Monastery &amp; </w:t>
-      </w:r>
-      <w:proofErr w:type="spellStart"/>
-      <w:r>
-        <w:rPr>
-          <w:rFonts w:ascii="Arial" w:eastAsia="Times New Roman" w:hAnsi="Arial" w:cs="Arial"/>
-          <w:sz w:val="24"/>
-          <w:lang w:eastAsia="en-IN"/>
-        </w:rPr>
-        <w:t>Rabdentse</w:t>
-      </w:r>
-      <w:proofErr w:type="spellEnd"/>
-      <w:r>
-        <w:rPr>
-          <w:rFonts w:ascii="Arial" w:eastAsia="Times New Roman" w:hAnsi="Arial" w:cs="Arial"/>
-          <w:sz w:val="24"/>
-          <w:lang w:eastAsia="en-IN"/>
-        </w:rPr>
-        <w:t xml:space="preserve"> Ruins </w:t>
+        <w:t xml:space="preserve">Explore Pemayangtse Monastery &amp; Rabdentse Ruins </w:t>
       </w:r>
     </w:p>
     <w:p>
@@ -381,43 +255,7 @@
           <w:sz w:val="24"/>
           <w:lang w:eastAsia="en-IN"/>
         </w:rPr>
-        <w:t xml:space="preserve">Enjoy Skywalk &amp; </w:t>
-      </w:r>
-      <w:proofErr w:type="spellStart"/>
-      <w:r>
-        <w:rPr>
-          <w:rFonts w:ascii="Arial" w:eastAsia="Times New Roman" w:hAnsi="Arial" w:cs="Arial"/>
-          <w:sz w:val="24"/>
-          <w:lang w:eastAsia="en-IN"/>
-        </w:rPr>
-        <w:t>Chenrezig</w:t>
-      </w:r>
-      <w:proofErr w:type="spellEnd"/>
-      <w:r>
-        <w:rPr>
-          <w:rFonts w:ascii="Arial" w:eastAsia="Times New Roman" w:hAnsi="Arial" w:cs="Arial"/>
-          <w:sz w:val="24"/>
-          <w:lang w:eastAsia="en-IN"/>
-        </w:rPr>
-        <w:t xml:space="preserve"> Statue views in </w:t>
-      </w:r>
-      <w:proofErr w:type="spellStart"/>
-      <w:r>
-        <w:rPr>
-          <w:rFonts w:ascii="Arial" w:eastAsia="Times New Roman" w:hAnsi="Arial" w:cs="Arial"/>
-          <w:sz w:val="24"/>
-          <w:lang w:eastAsia="en-IN"/>
-        </w:rPr>
-        <w:t>Pelling</w:t>
-      </w:r>
-      <w:proofErr w:type="spellEnd"/>
-      <w:r>
-        <w:rPr>
-          <w:rFonts w:ascii="Arial" w:eastAsia="Times New Roman" w:hAnsi="Arial" w:cs="Arial"/>
-          <w:sz w:val="24"/>
-          <w:lang w:eastAsia="en-IN"/>
-        </w:rPr>
-        <w:t xml:space="preserve"> </w:t>
+        <w:t xml:space="preserve">Enjoy Skywalk &amp; Chenrezig Statue views in Pelling </w:t>
       </w:r>
     </w:p>
     <w:p>
@@ -439,43 +277,7 @@
           <w:sz w:val="24"/>
           <w:lang w:eastAsia="en-IN"/>
         </w:rPr>
-        <w:t xml:space="preserve">Visit Sanga </w:t>
-      </w:r>
-      <w:proofErr w:type="spellStart"/>
-      <w:r>
-        <w:rPr>
-          <w:rFonts w:ascii="Arial" w:eastAsia="Times New Roman" w:hAnsi="Arial" w:cs="Arial"/>
-          <w:sz w:val="24"/>
-          <w:lang w:eastAsia="en-IN"/>
-        </w:rPr>
-        <w:t>Choeling</w:t>
-      </w:r>
-      <w:proofErr w:type="spellEnd"/>
-      <w:r>
-        <w:rPr>
-          <w:rFonts w:ascii="Arial" w:eastAsia="Times New Roman" w:hAnsi="Arial" w:cs="Arial"/>
-          <w:sz w:val="24"/>
-          <w:lang w:eastAsia="en-IN"/>
-        </w:rPr>
-        <w:t xml:space="preserve"> &amp; </w:t>
-      </w:r>
-      <w:proofErr w:type="spellStart"/>
-      <w:r>
-        <w:rPr>
-          <w:rFonts w:ascii="Arial" w:eastAsia="Times New Roman" w:hAnsi="Arial" w:cs="Arial"/>
-          <w:sz w:val="24"/>
-          <w:lang w:eastAsia="en-IN"/>
-        </w:rPr>
-        <w:t>Rinchenpong</w:t>
-      </w:r>
-      <w:proofErr w:type="spellEnd"/>
-      <w:r>
-        <w:rPr>
-          <w:rFonts w:ascii="Arial" w:eastAsia="Times New Roman" w:hAnsi="Arial" w:cs="Arial"/>
-          <w:sz w:val="24"/>
-          <w:lang w:eastAsia="en-IN"/>
-        </w:rPr>
-        <w:t xml:space="preserve"> Monasteries </w:t>
+        <w:t xml:space="preserve">Visit Sanga Choeling &amp; Rinchenpong Monasteries </w:t>
       </w:r>
     </w:p>
     <w:p>
@@ -497,43 +299,7 @@
           <w:sz w:val="24"/>
           <w:lang w:eastAsia="en-IN"/>
         </w:rPr>
-        <w:t xml:space="preserve">Experience village life in </w:t>
-      </w:r>
-      <w:proofErr w:type="spellStart"/>
-      <w:r>
-        <w:rPr>
-          <w:rFonts w:ascii="Arial" w:eastAsia="Times New Roman" w:hAnsi="Arial" w:cs="Arial"/>
-          <w:sz w:val="24"/>
-          <w:lang w:eastAsia="en-IN"/>
-        </w:rPr>
-        <w:t>Kaluk</w:t>
-      </w:r>
-      <w:proofErr w:type="spellEnd"/>
-      <w:r>
-        <w:rPr>
-          <w:rFonts w:ascii="Arial" w:eastAsia="Times New Roman" w:hAnsi="Arial" w:cs="Arial"/>
-          <w:sz w:val="24"/>
-          <w:lang w:eastAsia="en-IN"/>
-        </w:rPr>
-        <w:t xml:space="preserve"> &amp; </w:t>
-      </w:r>
-      <w:proofErr w:type="spellStart"/>
-      <w:r>
-        <w:rPr>
-          <w:rFonts w:ascii="Arial" w:eastAsia="Times New Roman" w:hAnsi="Arial" w:cs="Arial"/>
-          <w:sz w:val="24"/>
-          <w:lang w:eastAsia="en-IN"/>
-        </w:rPr>
-        <w:t>Rinchenpong</w:t>
-      </w:r>
-      <w:proofErr w:type="spellEnd"/>
-      <w:r>
-        <w:rPr>
-          <w:rFonts w:ascii="Arial" w:eastAsia="Times New Roman" w:hAnsi="Arial" w:cs="Arial"/>
-          <w:sz w:val="24"/>
-          <w:lang w:eastAsia="en-IN"/>
-        </w:rPr>
-        <w:t xml:space="preserve"> </w:t>
+        <w:t xml:space="preserve">Experience village life in Kaluk &amp; Rinchenpong </w:t>
       </w:r>
     </w:p>
     <w:p>
@@ -574,7 +340,7 @@
           <w:lang w:eastAsia="en-IN"/>
         </w:rPr>
         <w:pict>
-          <v:rect id="_x0000_i1032" style="width:0;height:1.5pt" o:hralign="center" o:hrstd="t" o:hr="t" fillcolor="#a0a0a0" stroked="f"/>
+          <v:rect id="_x0000_i1027" style="width:0;height:1.5pt" o:hralign="center" o:hrstd="t" o:hr="t" fillcolor="#a0a0a0" stroked="f"/>
         </w:pict>
       </w:r>
       <w:r>
@@ -597,1085 +363,64 @@
           <w:lang w:eastAsia="en-IN"/>
         </w:rPr>
       </w:pPr>
-      <w:proofErr w:type="spellStart"/>
       <w:r>
         <w:rPr>
           <w:rStyle w:val="Strong"/>
           <w:rFonts w:ascii="Arial" w:hAnsi="Arial" w:cs="Arial"/>
           <w:sz w:val="24"/>
         </w:rPr>
-        <w:t>Namchi</w:t>
-      </w:r>
-      <w:proofErr w:type="spellEnd"/>
+        <w:t>Namchi (01 Night):</w:t>
+      </w:r>
+      <w:r>
+        <w:rPr>
+          <w:rFonts w:ascii="Arial" w:hAnsi="Arial" w:cs="Arial"/>
+          <w:sz w:val="24"/>
+        </w:rPr>
+        <w:t xml:space="preserve"> Summit Banari Regency / Chumbi Mountain Retreat / The Elgin MountPandim</w:t>
+      </w:r>
+      <w:r>
+        <w:rPr>
+          <w:rFonts w:ascii="Arial" w:hAnsi="Arial" w:cs="Arial"/>
+          <w:sz w:val="24"/>
+        </w:rPr>
+        <w:br/>
+      </w:r>
       <w:r>
         <w:rPr>
           <w:rStyle w:val="Strong"/>
           <w:rFonts w:ascii="Arial" w:hAnsi="Arial" w:cs="Arial"/>
           <w:sz w:val="24"/>
         </w:rPr>
-        <w:t xml:space="preserve"> (01 Night):</w:t>
+        <w:t>Pelling (02 Nights):</w:t>
       </w:r>
       <w:r>
         <w:rPr>
           <w:rFonts w:ascii="Arial" w:hAnsi="Arial" w:cs="Arial"/>
           <w:sz w:val="24"/>
         </w:rPr>
-        <w:t xml:space="preserve"> Summit </w:t>
-      </w:r>
-      <w:proofErr w:type="spellStart"/>
+        <w:t xml:space="preserve"> Norbu Ghang Retreat &amp; Spa / Kaya Gantavya / Mount Magnolia</w:t>
+      </w:r>
       <w:r>
         <w:rPr>
           <w:rFonts w:ascii="Arial" w:hAnsi="Arial" w:cs="Arial"/>
           <w:sz w:val="24"/>
         </w:rPr>
-        <w:t>Banari</w:t>
-      </w:r>
-      <w:proofErr w:type="spellEnd"/>
-      <w:r>
-        <w:rPr>
-          <w:rFonts w:ascii="Arial" w:hAnsi="Arial" w:cs="Arial"/>
-          <w:sz w:val="24"/>
-        </w:rPr>
-        <w:t xml:space="preserve"> Regency / </w:t>
-      </w:r>
-      <w:proofErr w:type="spellStart"/>
-      <w:r>
-        <w:rPr>
-          <w:rFonts w:ascii="Arial" w:hAnsi="Arial" w:cs="Arial"/>
-          <w:sz w:val="24"/>
-        </w:rPr>
-        <w:t>Chumbi</w:t>
-      </w:r>
-      <w:proofErr w:type="spellEnd"/>
-      <w:r>
-        <w:rPr>
-          <w:rFonts w:ascii="Arial" w:hAnsi="Arial" w:cs="Arial"/>
-          <w:sz w:val="24"/>
-        </w:rPr>
-        <w:t xml:space="preserve"> Mou</w:t>
-      </w:r>
-      <w:r>
-        <w:rPr>
-          <w:rFonts w:ascii="Arial" w:hAnsi="Arial" w:cs="Arial"/>
-          <w:sz w:val="24"/>
-        </w:rPr>
-        <w:t xml:space="preserve">ntain Retreat / </w:t>
-      </w:r>
-      <w:proofErr w:type="gramStart"/>
-      <w:r>
-        <w:rPr>
-          <w:rFonts w:ascii="Arial" w:hAnsi="Arial" w:cs="Arial"/>
-          <w:sz w:val="24"/>
-        </w:rPr>
-        <w:t>The</w:t>
-      </w:r>
-      <w:proofErr w:type="gramEnd"/>
-      <w:r>
-        <w:rPr>
-          <w:rFonts w:ascii="Arial" w:hAnsi="Arial" w:cs="Arial"/>
-          <w:sz w:val="24"/>
-        </w:rPr>
-        <w:t xml:space="preserve"> Elgin </w:t>
-      </w:r>
-      <w:proofErr w:type="spellStart"/>
-      <w:r>
-        <w:rPr>
-          <w:rFonts w:ascii="Arial" w:hAnsi="Arial" w:cs="Arial"/>
-          <w:sz w:val="24"/>
-        </w:rPr>
-        <w:t>Mount</w:t>
-      </w:r>
-      <w:r>
-        <w:rPr>
-          <w:rFonts w:ascii="Arial" w:hAnsi="Arial" w:cs="Arial"/>
-          <w:sz w:val="24"/>
-        </w:rPr>
-        <w:t>Pandim</w:t>
-      </w:r>
-      <w:proofErr w:type="spellEnd"/>
-      <w:r>
-        <w:rPr>
-          <w:rFonts w:ascii="Arial" w:hAnsi="Arial" w:cs="Arial"/>
-          <w:sz w:val="24"/>
-        </w:rPr>
-        <w:br/>
-      </w:r>
-      <w:proofErr w:type="spellStart"/>
+        <w:br/>
+      </w:r>
       <w:r>
         <w:rPr>
           <w:rStyle w:val="Strong"/>
           <w:rFonts w:ascii="Arial" w:hAnsi="Arial" w:cs="Arial"/>
           <w:sz w:val="24"/>
         </w:rPr>
-        <w:t>Pelling</w:t>
-      </w:r>
-      <w:proofErr w:type="spellEnd"/>
-      <w:r>
-        <w:rPr>
-          <w:rStyle w:val="Strong"/>
+        <w:t>Kaluk / Rinchenpong (01 Night):</w:t>
+      </w:r>
+      <w:r>
+        <w:rPr>
           <w:rFonts w:ascii="Arial" w:hAnsi="Arial" w:cs="Arial"/>
           <w:sz w:val="24"/>
         </w:rPr>
-        <w:t xml:space="preserve"> (02 Nights):</w:t>
-      </w:r>
-      <w:r>
-        <w:rPr>
-          <w:rFonts w:ascii="Arial" w:hAnsi="Arial" w:cs="Arial"/>
-          <w:sz w:val="24"/>
-        </w:rPr>
-        <w:t xml:space="preserve"> </w:t>
-      </w:r>
-      <w:proofErr w:type="spellStart"/>
-      <w:r>
-        <w:rPr>
-          <w:rFonts w:ascii="Arial" w:hAnsi="Arial" w:cs="Arial"/>
-          <w:sz w:val="24"/>
-        </w:rPr>
-        <w:t>Norbu</w:t>
-      </w:r>
-      <w:proofErr w:type="spellEnd"/>
-      <w:r>
-        <w:rPr>
-          <w:rFonts w:ascii="Arial" w:hAnsi="Arial" w:cs="Arial"/>
-          <w:sz w:val="24"/>
-        </w:rPr>
-        <w:t xml:space="preserve"> </w:t>
-      </w:r>
-      <w:proofErr w:type="spellStart"/>
-      <w:r>
-        <w:rPr>
-          <w:rFonts w:ascii="Arial" w:hAnsi="Arial" w:cs="Arial"/>
-          <w:sz w:val="24"/>
-        </w:rPr>
-        <w:t>Ghang</w:t>
-      </w:r>
-      <w:proofErr w:type="spellEnd"/>
-      <w:r>
-        <w:rPr>
-          <w:rFonts w:ascii="Arial" w:hAnsi="Arial" w:cs="Arial"/>
-          <w:sz w:val="24"/>
-        </w:rPr>
-        <w:t xml:space="preserve"> Retreat &amp; Spa / Kaya </w:t>
-      </w:r>
-      <w:proofErr w:type="spellStart"/>
-      <w:r>
-        <w:rPr>
-          <w:rFonts w:ascii="Arial" w:hAnsi="Arial" w:cs="Arial"/>
-          <w:sz w:val="24"/>
-        </w:rPr>
-        <w:t>Gantavya</w:t>
-      </w:r>
-      <w:proofErr w:type="spellEnd"/>
-      <w:r>
-        <w:rPr>
-          <w:rFonts w:ascii="Arial" w:hAnsi="Arial" w:cs="Arial"/>
-          <w:sz w:val="24"/>
-        </w:rPr>
-        <w:t xml:space="preserve"> / Mount Magnolia</w:t>
-      </w:r>
-      <w:r>
-        <w:rPr>
-          <w:rFonts w:ascii="Arial" w:hAnsi="Arial" w:cs="Arial"/>
-          <w:sz w:val="24"/>
-        </w:rPr>
-        <w:br/>
-      </w:r>
-      <w:proofErr w:type="spellStart"/>
-      <w:r>
-        <w:rPr>
-          <w:rStyle w:val="Strong"/>
-          <w:rFonts w:ascii="Arial" w:hAnsi="Arial" w:cs="Arial"/>
-          <w:sz w:val="24"/>
-        </w:rPr>
-        <w:t>Kaluk</w:t>
-      </w:r>
-      <w:proofErr w:type="spellEnd"/>
-      <w:r>
-        <w:rPr>
-          <w:rStyle w:val="Strong"/>
-          <w:rFonts w:ascii="Arial" w:hAnsi="Arial" w:cs="Arial"/>
-          <w:sz w:val="24"/>
-        </w:rPr>
-        <w:t xml:space="preserve"> / </w:t>
-      </w:r>
-      <w:proofErr w:type="spellStart"/>
-      <w:r>
-        <w:rPr>
-          <w:rStyle w:val="Strong"/>
-          <w:rFonts w:ascii="Arial" w:hAnsi="Arial" w:cs="Arial"/>
-          <w:sz w:val="24"/>
-        </w:rPr>
-        <w:t>Rinchenpong</w:t>
-      </w:r>
-      <w:proofErr w:type="spellEnd"/>
-      <w:r>
-        <w:rPr>
-          <w:rStyle w:val="Strong"/>
-          <w:rFonts w:ascii="Arial" w:hAnsi="Arial" w:cs="Arial"/>
-          <w:sz w:val="24"/>
-        </w:rPr>
-        <w:t xml:space="preserve"> (01 Night):</w:t>
-      </w:r>
-      <w:r>
-        <w:rPr>
-          <w:rFonts w:ascii="Arial" w:hAnsi="Arial" w:cs="Arial"/>
-          <w:sz w:val="24"/>
-        </w:rPr>
-        <w:t xml:space="preserve"> </w:t>
-      </w:r>
-      <w:proofErr w:type="spellStart"/>
-      <w:r>
-        <w:rPr>
-          <w:rFonts w:ascii="Arial" w:hAnsi="Arial" w:cs="Arial"/>
-          <w:sz w:val="24"/>
-        </w:rPr>
-        <w:t>Yangsum</w:t>
-      </w:r>
-      <w:proofErr w:type="spellEnd"/>
-      <w:r>
-        <w:rPr>
-          <w:rFonts w:ascii="Arial" w:hAnsi="Arial" w:cs="Arial"/>
-          <w:sz w:val="24"/>
-        </w:rPr>
-        <w:t xml:space="preserve"> Heritage Farmhouse / </w:t>
-      </w:r>
-      <w:proofErr w:type="spellStart"/>
-      <w:r>
-        <w:rPr>
-          <w:rFonts w:ascii="Arial" w:hAnsi="Arial" w:cs="Arial"/>
-          <w:sz w:val="24"/>
-        </w:rPr>
-        <w:t>Ghonday</w:t>
-      </w:r>
-      <w:proofErr w:type="spellEnd"/>
-      <w:r>
-        <w:rPr>
-          <w:rFonts w:ascii="Arial" w:hAnsi="Arial" w:cs="Arial"/>
-          <w:sz w:val="24"/>
-        </w:rPr>
-        <w:t xml:space="preserve"> Village Resort / </w:t>
-      </w:r>
-      <w:proofErr w:type="spellStart"/>
-      <w:r>
-        <w:rPr>
-          <w:rFonts w:ascii="Arial" w:hAnsi="Arial" w:cs="Arial"/>
-          <w:sz w:val="24"/>
-        </w:rPr>
-        <w:t>Kaluk</w:t>
-      </w:r>
-      <w:proofErr w:type="spellEnd"/>
-      <w:r>
-        <w:rPr>
-          <w:rFonts w:ascii="Arial" w:hAnsi="Arial" w:cs="Arial"/>
-          <w:sz w:val="24"/>
-        </w:rPr>
-        <w:t xml:space="preserve"> Homestay</w:t>
-      </w:r>
-      <w:r>
-        <w:rPr>
-          <w:rFonts w:ascii="Arial" w:eastAsia="Times New Roman" w:hAnsi="Arial" w:cs="Arial"/>
-          <w:sz w:val="24"/>
-          <w:lang w:eastAsia="en-IN"/>
-        </w:rPr>
-        <w:pict>
-          <v:rect id="_x0000_i1027" style="width:0;height:1.5pt" o:hralign="center" o:hrstd="t" o:hr="t" fillcolor="#a0a0a0" stroked="f"/>
-        </w:pict>
-      </w:r>
-      <w:r>
-        <w:rPr>
-          <w:rFonts w:ascii="Arial" w:eastAsia="Times New Roman" w:hAnsi="Arial" w:cs="Arial"/>
-          <w:b/>
-          <w:bCs/>
-          <w:sz w:val="24"/>
-          <w:lang w:eastAsia="en-IN"/>
-        </w:rPr>
-        <w:t>Day-wise Itinerary</w:t>
-      </w:r>
-    </w:p>
-    <w:p>
-      <w:pPr>
-        <w:spacing w:before="100" w:beforeAutospacing="1" w:after="100" w:afterAutospacing="1" w:line="240" w:lineRule="auto"/>
-        <w:rPr>
-          <w:rFonts w:ascii="Arial" w:eastAsia="Times New Roman" w:hAnsi="Arial" w:cs="Arial"/>
-          <w:sz w:val="24"/>
-          <w:lang w:eastAsia="en-IN"/>
-        </w:rPr>
-      </w:pPr>
-      <w:r>
-        <w:rPr>
-          <w:rFonts w:ascii="Arial" w:eastAsia="Times New Roman" w:hAnsi="Arial" w:cs="Arial"/>
-          <w:b/>
-          <w:bCs/>
-          <w:sz w:val="24"/>
-          <w:lang w:eastAsia="en-IN"/>
-        </w:rPr>
-        <w:t xml:space="preserve">Day 01: Arrival in </w:t>
-      </w:r>
-      <w:proofErr w:type="spellStart"/>
-      <w:r>
-        <w:rPr>
-          <w:rFonts w:ascii="Arial" w:eastAsia="Times New Roman" w:hAnsi="Arial" w:cs="Arial"/>
-          <w:b/>
-          <w:bCs/>
-          <w:sz w:val="24"/>
-          <w:lang w:eastAsia="en-IN"/>
-        </w:rPr>
-        <w:t>Bagdogra</w:t>
-      </w:r>
-      <w:proofErr w:type="spellEnd"/>
-      <w:r>
-        <w:rPr>
-          <w:rFonts w:ascii="Arial" w:eastAsia="Times New Roman" w:hAnsi="Arial" w:cs="Arial"/>
-          <w:b/>
-          <w:bCs/>
-          <w:sz w:val="24"/>
-          <w:lang w:eastAsia="en-IN"/>
-        </w:rPr>
-        <w:t xml:space="preserve"> / NJP – </w:t>
-      </w:r>
-      <w:proofErr w:type="spellStart"/>
-      <w:r>
-        <w:rPr>
-          <w:rFonts w:ascii="Arial" w:eastAsia="Times New Roman" w:hAnsi="Arial" w:cs="Arial"/>
-          <w:b/>
-          <w:bCs/>
-          <w:sz w:val="24"/>
-          <w:lang w:eastAsia="en-IN"/>
-        </w:rPr>
-        <w:t>Namchi</w:t>
-      </w:r>
-      <w:proofErr w:type="spellEnd"/>
-      <w:r>
-        <w:rPr>
-          <w:rFonts w:ascii="Arial" w:eastAsia="Times New Roman" w:hAnsi="Arial" w:cs="Arial"/>
-          <w:sz w:val="24"/>
-          <w:lang w:eastAsia="en-IN"/>
-        </w:rPr>
-        <w:br/>
-        <w:t xml:space="preserve">Arrive at </w:t>
-      </w:r>
-      <w:proofErr w:type="spellStart"/>
-      <w:r>
-        <w:rPr>
-          <w:rFonts w:ascii="Arial" w:eastAsia="Times New Roman" w:hAnsi="Arial" w:cs="Arial"/>
-          <w:sz w:val="24"/>
-          <w:lang w:eastAsia="en-IN"/>
-        </w:rPr>
-        <w:t>Bagdogra</w:t>
-      </w:r>
-      <w:proofErr w:type="spellEnd"/>
-      <w:r>
-        <w:rPr>
-          <w:rFonts w:ascii="Arial" w:eastAsia="Times New Roman" w:hAnsi="Arial" w:cs="Arial"/>
-          <w:sz w:val="24"/>
-          <w:lang w:eastAsia="en-IN"/>
-        </w:rPr>
-        <w:t xml:space="preserve"> Airport or NJP Railway Station and proceed to </w:t>
-      </w:r>
-      <w:proofErr w:type="spellStart"/>
-      <w:r>
-        <w:rPr>
-          <w:rFonts w:ascii="Arial" w:eastAsia="Times New Roman" w:hAnsi="Arial" w:cs="Arial"/>
-          <w:sz w:val="24"/>
-          <w:lang w:eastAsia="en-IN"/>
-        </w:rPr>
-        <w:t>Namchi</w:t>
-      </w:r>
-      <w:proofErr w:type="spellEnd"/>
-      <w:r>
-        <w:rPr>
-          <w:rFonts w:ascii="Arial" w:eastAsia="Times New Roman" w:hAnsi="Arial" w:cs="Arial"/>
-          <w:sz w:val="24"/>
-          <w:lang w:eastAsia="en-IN"/>
-        </w:rPr>
-        <w:t xml:space="preserve"> via scenic </w:t>
-      </w:r>
-      <w:proofErr w:type="spellStart"/>
-      <w:r>
-        <w:rPr>
-          <w:rFonts w:ascii="Arial" w:eastAsia="Times New Roman" w:hAnsi="Arial" w:cs="Arial"/>
-          <w:sz w:val="24"/>
-          <w:lang w:eastAsia="en-IN"/>
-        </w:rPr>
-        <w:t>Teesta</w:t>
-      </w:r>
-      <w:proofErr w:type="spellEnd"/>
-      <w:r>
-        <w:rPr>
-          <w:rFonts w:ascii="Arial" w:eastAsia="Times New Roman" w:hAnsi="Arial" w:cs="Arial"/>
-          <w:sz w:val="24"/>
-          <w:lang w:eastAsia="en-IN"/>
-        </w:rPr>
-        <w:t xml:space="preserve"> valley. On arrival, visit Char </w:t>
-      </w:r>
-      <w:proofErr w:type="spellStart"/>
-      <w:r>
-        <w:rPr>
-          <w:rFonts w:ascii="Arial" w:eastAsia="Times New Roman" w:hAnsi="Arial" w:cs="Arial"/>
-          <w:sz w:val="24"/>
-          <w:lang w:eastAsia="en-IN"/>
-        </w:rPr>
-        <w:t>Dham</w:t>
-      </w:r>
-      <w:proofErr w:type="spellEnd"/>
-      <w:r>
-        <w:rPr>
-          <w:rFonts w:ascii="Arial" w:eastAsia="Times New Roman" w:hAnsi="Arial" w:cs="Arial"/>
-          <w:sz w:val="24"/>
-          <w:lang w:eastAsia="en-IN"/>
-        </w:rPr>
-        <w:t xml:space="preserve"> Complex and </w:t>
-      </w:r>
-      <w:proofErr w:type="spellStart"/>
-      <w:r>
-        <w:rPr>
-          <w:rFonts w:ascii="Arial" w:eastAsia="Times New Roman" w:hAnsi="Arial" w:cs="Arial"/>
-          <w:sz w:val="24"/>
-          <w:lang w:eastAsia="en-IN"/>
-        </w:rPr>
-        <w:t>Samdruptse</w:t>
-      </w:r>
-      <w:proofErr w:type="spellEnd"/>
-      <w:r>
-        <w:rPr>
-          <w:rFonts w:ascii="Arial" w:eastAsia="Times New Roman" w:hAnsi="Arial" w:cs="Arial"/>
-          <w:sz w:val="24"/>
-          <w:lang w:eastAsia="en-IN"/>
-        </w:rPr>
-        <w:t xml:space="preserve"> Monastery, followed by a visit to </w:t>
-      </w:r>
-      <w:proofErr w:type="spellStart"/>
-      <w:r>
-        <w:rPr>
-          <w:rFonts w:ascii="Arial" w:eastAsia="Times New Roman" w:hAnsi="Arial" w:cs="Arial"/>
-          <w:sz w:val="24"/>
-          <w:lang w:eastAsia="en-IN"/>
-        </w:rPr>
-        <w:t>Temi</w:t>
-      </w:r>
-      <w:proofErr w:type="spellEnd"/>
-      <w:r>
-        <w:rPr>
-          <w:rFonts w:ascii="Arial" w:eastAsia="Times New Roman" w:hAnsi="Arial" w:cs="Arial"/>
-          <w:sz w:val="24"/>
-          <w:lang w:eastAsia="en-IN"/>
-        </w:rPr>
-        <w:t xml:space="preserve"> Tea Garden for a refreshing experience. Evening at leisure exploring the local market. Overnight stay at </w:t>
-      </w:r>
-      <w:proofErr w:type="spellStart"/>
-      <w:r>
-        <w:rPr>
-          <w:rFonts w:ascii="Arial" w:eastAsia="Times New Roman" w:hAnsi="Arial" w:cs="Arial"/>
-          <w:sz w:val="24"/>
-          <w:lang w:eastAsia="en-IN"/>
-        </w:rPr>
-        <w:t>Namchi</w:t>
-      </w:r>
-      <w:proofErr w:type="spellEnd"/>
-      <w:r>
-        <w:rPr>
-          <w:rFonts w:ascii="Arial" w:eastAsia="Times New Roman" w:hAnsi="Arial" w:cs="Arial"/>
-          <w:sz w:val="24"/>
-          <w:lang w:eastAsia="en-IN"/>
-        </w:rPr>
-        <w:t>.</w:t>
-      </w:r>
-    </w:p>
-    <w:p>
-      <w:pPr>
-        <w:spacing w:before="100" w:beforeAutospacing="1" w:after="100" w:afterAutospacing="1" w:line="240" w:lineRule="auto"/>
-        <w:rPr>
-          <w:rFonts w:ascii="Arial" w:eastAsia="Times New Roman" w:hAnsi="Arial" w:cs="Arial"/>
-          <w:sz w:val="24"/>
-          <w:lang w:eastAsia="en-IN"/>
-        </w:rPr>
-      </w:pPr>
-      <w:r>
-        <w:rPr>
-          <w:rFonts w:ascii="Arial" w:eastAsia="Times New Roman" w:hAnsi="Arial" w:cs="Arial"/>
-          <w:b/>
-          <w:bCs/>
-          <w:sz w:val="24"/>
-          <w:lang w:eastAsia="en-IN"/>
-        </w:rPr>
-        <w:t xml:space="preserve">Day 02: </w:t>
-      </w:r>
-      <w:proofErr w:type="spellStart"/>
-      <w:r>
-        <w:rPr>
-          <w:rFonts w:ascii="Arial" w:eastAsia="Times New Roman" w:hAnsi="Arial" w:cs="Arial"/>
-          <w:b/>
-          <w:bCs/>
-          <w:sz w:val="24"/>
-          <w:lang w:eastAsia="en-IN"/>
-        </w:rPr>
-        <w:t>Namchi</w:t>
-      </w:r>
-      <w:proofErr w:type="spellEnd"/>
-      <w:r>
-        <w:rPr>
-          <w:rFonts w:ascii="Arial" w:eastAsia="Times New Roman" w:hAnsi="Arial" w:cs="Arial"/>
-          <w:b/>
-          <w:bCs/>
-          <w:sz w:val="24"/>
-          <w:lang w:eastAsia="en-IN"/>
-        </w:rPr>
-        <w:t xml:space="preserve"> – </w:t>
-      </w:r>
-      <w:proofErr w:type="spellStart"/>
-      <w:r>
-        <w:rPr>
-          <w:rFonts w:ascii="Arial" w:eastAsia="Times New Roman" w:hAnsi="Arial" w:cs="Arial"/>
-          <w:b/>
-          <w:bCs/>
-          <w:sz w:val="24"/>
-          <w:lang w:eastAsia="en-IN"/>
-        </w:rPr>
-        <w:t>Ravangla</w:t>
-      </w:r>
-      <w:proofErr w:type="spellEnd"/>
-      <w:r>
-        <w:rPr>
-          <w:rFonts w:ascii="Arial" w:eastAsia="Times New Roman" w:hAnsi="Arial" w:cs="Arial"/>
-          <w:b/>
-          <w:bCs/>
-          <w:sz w:val="24"/>
-          <w:lang w:eastAsia="en-IN"/>
-        </w:rPr>
-        <w:t xml:space="preserve"> – </w:t>
-      </w:r>
-      <w:proofErr w:type="spellStart"/>
-      <w:r>
-        <w:rPr>
-          <w:rFonts w:ascii="Arial" w:eastAsia="Times New Roman" w:hAnsi="Arial" w:cs="Arial"/>
-          <w:b/>
-          <w:bCs/>
-          <w:sz w:val="24"/>
-          <w:lang w:eastAsia="en-IN"/>
-        </w:rPr>
-        <w:t>Pelling</w:t>
-      </w:r>
-      <w:proofErr w:type="spellEnd"/>
-      <w:r>
-        <w:rPr>
-          <w:rFonts w:ascii="Arial" w:eastAsia="Times New Roman" w:hAnsi="Arial" w:cs="Arial"/>
-          <w:sz w:val="24"/>
-          <w:lang w:eastAsia="en-IN"/>
-        </w:rPr>
-        <w:br/>
-        <w:t xml:space="preserve">After breakfast, proceed towards </w:t>
-      </w:r>
-      <w:proofErr w:type="spellStart"/>
-      <w:r>
-        <w:rPr>
-          <w:rFonts w:ascii="Arial" w:eastAsia="Times New Roman" w:hAnsi="Arial" w:cs="Arial"/>
-          <w:sz w:val="24"/>
-          <w:lang w:eastAsia="en-IN"/>
-        </w:rPr>
-        <w:t>Pelling</w:t>
-      </w:r>
-      <w:proofErr w:type="spellEnd"/>
-      <w:r>
-        <w:rPr>
-          <w:rFonts w:ascii="Arial" w:eastAsia="Times New Roman" w:hAnsi="Arial" w:cs="Arial"/>
-          <w:sz w:val="24"/>
-          <w:lang w:eastAsia="en-IN"/>
-        </w:rPr>
-        <w:t xml:space="preserve"> via </w:t>
-      </w:r>
-      <w:proofErr w:type="spellStart"/>
-      <w:r>
-        <w:rPr>
-          <w:rFonts w:ascii="Arial" w:eastAsia="Times New Roman" w:hAnsi="Arial" w:cs="Arial"/>
-          <w:sz w:val="24"/>
-          <w:lang w:eastAsia="en-IN"/>
-        </w:rPr>
-        <w:t>Ravangla</w:t>
-      </w:r>
-      <w:proofErr w:type="spellEnd"/>
-      <w:r>
-        <w:rPr>
-          <w:rFonts w:ascii="Arial" w:eastAsia="Times New Roman" w:hAnsi="Arial" w:cs="Arial"/>
-          <w:sz w:val="24"/>
-          <w:lang w:eastAsia="en-IN"/>
-        </w:rPr>
-        <w:t xml:space="preserve">. </w:t>
-      </w:r>
-      <w:proofErr w:type="spellStart"/>
-      <w:r>
-        <w:rPr>
-          <w:rFonts w:ascii="Arial" w:eastAsia="Times New Roman" w:hAnsi="Arial" w:cs="Arial"/>
-          <w:sz w:val="24"/>
-          <w:lang w:eastAsia="en-IN"/>
-        </w:rPr>
-        <w:t>En</w:t>
-      </w:r>
-      <w:proofErr w:type="spellEnd"/>
-      <w:r>
-        <w:rPr>
-          <w:rFonts w:ascii="Arial" w:eastAsia="Times New Roman" w:hAnsi="Arial" w:cs="Arial"/>
-          <w:sz w:val="24"/>
-          <w:lang w:eastAsia="en-IN"/>
-        </w:rPr>
-        <w:t xml:space="preserve"> route, visit </w:t>
-      </w:r>
-      <w:proofErr w:type="spellStart"/>
-      <w:r>
-        <w:rPr>
-          <w:rFonts w:ascii="Arial" w:eastAsia="Times New Roman" w:hAnsi="Arial" w:cs="Arial"/>
-          <w:sz w:val="24"/>
-          <w:lang w:eastAsia="en-IN"/>
-        </w:rPr>
-        <w:t>Ralang</w:t>
-      </w:r>
-      <w:proofErr w:type="spellEnd"/>
-      <w:r>
-        <w:rPr>
-          <w:rFonts w:ascii="Arial" w:eastAsia="Times New Roman" w:hAnsi="Arial" w:cs="Arial"/>
-          <w:sz w:val="24"/>
-          <w:lang w:eastAsia="en-IN"/>
-        </w:rPr>
-        <w:t xml:space="preserve"> Monastery and Buddha Park, followed by a stop at Bon Monastery. Continue the journey with a visit to </w:t>
-      </w:r>
-      <w:proofErr w:type="spellStart"/>
-      <w:r>
-        <w:rPr>
-          <w:rFonts w:ascii="Arial" w:eastAsia="Times New Roman" w:hAnsi="Arial" w:cs="Arial"/>
-          <w:sz w:val="24"/>
-          <w:lang w:eastAsia="en-IN"/>
-        </w:rPr>
-        <w:t>Khecheopalri</w:t>
-      </w:r>
-      <w:proofErr w:type="spellEnd"/>
-      <w:r>
-        <w:rPr>
-          <w:rFonts w:ascii="Arial" w:eastAsia="Times New Roman" w:hAnsi="Arial" w:cs="Arial"/>
-          <w:sz w:val="24"/>
-          <w:lang w:eastAsia="en-IN"/>
-        </w:rPr>
-        <w:t xml:space="preserve"> Lake, and later explore </w:t>
-      </w:r>
-      <w:proofErr w:type="spellStart"/>
-      <w:r>
-        <w:rPr>
-          <w:rFonts w:ascii="Arial" w:eastAsia="Times New Roman" w:hAnsi="Arial" w:cs="Arial"/>
-          <w:sz w:val="24"/>
-          <w:lang w:eastAsia="en-IN"/>
-        </w:rPr>
-        <w:t>Pemayangtse</w:t>
-      </w:r>
-      <w:proofErr w:type="spellEnd"/>
-      <w:r>
-        <w:rPr>
-          <w:rFonts w:ascii="Arial" w:eastAsia="Times New Roman" w:hAnsi="Arial" w:cs="Arial"/>
-          <w:sz w:val="24"/>
-          <w:lang w:eastAsia="en-IN"/>
-        </w:rPr>
-        <w:t xml:space="preserve"> Monastery and </w:t>
-      </w:r>
-      <w:proofErr w:type="spellStart"/>
-      <w:r>
-        <w:rPr>
-          <w:rFonts w:ascii="Arial" w:eastAsia="Times New Roman" w:hAnsi="Arial" w:cs="Arial"/>
-          <w:sz w:val="24"/>
-          <w:lang w:eastAsia="en-IN"/>
-        </w:rPr>
-        <w:t>Rabdentse</w:t>
-      </w:r>
-      <w:proofErr w:type="spellEnd"/>
-      <w:r>
-        <w:rPr>
-          <w:rFonts w:ascii="Arial" w:eastAsia="Times New Roman" w:hAnsi="Arial" w:cs="Arial"/>
-          <w:sz w:val="24"/>
-          <w:lang w:eastAsia="en-IN"/>
-        </w:rPr>
-        <w:t xml:space="preserve"> Palace Ruins. Overnight stay at </w:t>
-      </w:r>
-      <w:proofErr w:type="spellStart"/>
-      <w:r>
-        <w:rPr>
-          <w:rFonts w:ascii="Arial" w:eastAsia="Times New Roman" w:hAnsi="Arial" w:cs="Arial"/>
-          <w:sz w:val="24"/>
-          <w:lang w:eastAsia="en-IN"/>
-        </w:rPr>
-        <w:t>Pelling</w:t>
-      </w:r>
-      <w:proofErr w:type="spellEnd"/>
-      <w:r>
-        <w:rPr>
-          <w:rFonts w:ascii="Arial" w:eastAsia="Times New Roman" w:hAnsi="Arial" w:cs="Arial"/>
-          <w:sz w:val="24"/>
-          <w:lang w:eastAsia="en-IN"/>
-        </w:rPr>
-        <w:t>.</w:t>
-      </w:r>
-    </w:p>
-    <w:p>
-      <w:pPr>
-        <w:spacing w:before="100" w:beforeAutospacing="1" w:after="100" w:afterAutospacing="1" w:line="240" w:lineRule="auto"/>
-        <w:rPr>
-          <w:rFonts w:ascii="Arial" w:eastAsia="Times New Roman" w:hAnsi="Arial" w:cs="Arial"/>
-          <w:sz w:val="24"/>
-          <w:lang w:eastAsia="en-IN"/>
-        </w:rPr>
-      </w:pPr>
-      <w:r>
-        <w:rPr>
-          <w:rFonts w:ascii="Arial" w:eastAsia="Times New Roman" w:hAnsi="Arial" w:cs="Arial"/>
-          <w:b/>
-          <w:bCs/>
-          <w:sz w:val="24"/>
-          <w:lang w:eastAsia="en-IN"/>
-        </w:rPr>
-        <w:t xml:space="preserve">Day 03: </w:t>
-      </w:r>
-      <w:proofErr w:type="spellStart"/>
-      <w:r>
-        <w:rPr>
-          <w:rFonts w:ascii="Arial" w:eastAsia="Times New Roman" w:hAnsi="Arial" w:cs="Arial"/>
-          <w:b/>
-          <w:bCs/>
-          <w:sz w:val="24"/>
-          <w:lang w:eastAsia="en-IN"/>
-        </w:rPr>
-        <w:t>Pelling</w:t>
-      </w:r>
-      <w:proofErr w:type="spellEnd"/>
-      <w:r>
-        <w:rPr>
-          <w:rFonts w:ascii="Arial" w:eastAsia="Times New Roman" w:hAnsi="Arial" w:cs="Arial"/>
-          <w:b/>
-          <w:bCs/>
-          <w:sz w:val="24"/>
-          <w:lang w:eastAsia="en-IN"/>
-        </w:rPr>
-        <w:t xml:space="preserve"> Sightseeing</w:t>
-      </w:r>
-      <w:r>
-        <w:rPr>
-          <w:rFonts w:ascii="Arial" w:eastAsia="Times New Roman" w:hAnsi="Arial" w:cs="Arial"/>
-          <w:sz w:val="24"/>
-          <w:lang w:eastAsia="en-IN"/>
-        </w:rPr>
-        <w:br/>
-        <w:t xml:space="preserve">After breakfast, visit Sanga </w:t>
-      </w:r>
-      <w:proofErr w:type="spellStart"/>
-      <w:r>
-        <w:rPr>
-          <w:rFonts w:ascii="Arial" w:eastAsia="Times New Roman" w:hAnsi="Arial" w:cs="Arial"/>
-          <w:sz w:val="24"/>
-          <w:lang w:eastAsia="en-IN"/>
-        </w:rPr>
-        <w:t>Choeling</w:t>
-      </w:r>
-      <w:proofErr w:type="spellEnd"/>
-      <w:r>
-        <w:rPr>
-          <w:rFonts w:ascii="Arial" w:eastAsia="Times New Roman" w:hAnsi="Arial" w:cs="Arial"/>
-          <w:sz w:val="24"/>
-          <w:lang w:eastAsia="en-IN"/>
-        </w:rPr>
-        <w:t xml:space="preserve"> Monastery and enjoy views from the Skywalk and </w:t>
-      </w:r>
-      <w:proofErr w:type="spellStart"/>
-      <w:r>
-        <w:rPr>
-          <w:rFonts w:ascii="Arial" w:eastAsia="Times New Roman" w:hAnsi="Arial" w:cs="Arial"/>
-          <w:sz w:val="24"/>
-          <w:lang w:eastAsia="en-IN"/>
-        </w:rPr>
-        <w:t>Chenrezig</w:t>
-      </w:r>
-      <w:proofErr w:type="spellEnd"/>
-      <w:r>
-        <w:rPr>
-          <w:rFonts w:ascii="Arial" w:eastAsia="Times New Roman" w:hAnsi="Arial" w:cs="Arial"/>
-          <w:sz w:val="24"/>
-          <w:lang w:eastAsia="en-IN"/>
-        </w:rPr>
-        <w:t xml:space="preserve"> Statue. Later, explore </w:t>
-      </w:r>
-      <w:proofErr w:type="spellStart"/>
-      <w:r>
-        <w:rPr>
-          <w:rFonts w:ascii="Arial" w:eastAsia="Times New Roman" w:hAnsi="Arial" w:cs="Arial"/>
-          <w:sz w:val="24"/>
-          <w:lang w:eastAsia="en-IN"/>
-        </w:rPr>
-        <w:t>Darap</w:t>
-      </w:r>
-      <w:proofErr w:type="spellEnd"/>
-      <w:r>
-        <w:rPr>
-          <w:rFonts w:ascii="Arial" w:eastAsia="Times New Roman" w:hAnsi="Arial" w:cs="Arial"/>
-          <w:sz w:val="24"/>
-          <w:lang w:eastAsia="en-IN"/>
-        </w:rPr>
-        <w:t xml:space="preserve"> Village and experience local culture. Evening free for leisure activities or exploring the local market. Overnight stay at </w:t>
-      </w:r>
-      <w:proofErr w:type="spellStart"/>
-      <w:r>
-        <w:rPr>
-          <w:rFonts w:ascii="Arial" w:eastAsia="Times New Roman" w:hAnsi="Arial" w:cs="Arial"/>
-          <w:sz w:val="24"/>
-          <w:lang w:eastAsia="en-IN"/>
-        </w:rPr>
-        <w:t>Pelling</w:t>
-      </w:r>
-      <w:proofErr w:type="spellEnd"/>
-      <w:r>
-        <w:rPr>
-          <w:rFonts w:ascii="Arial" w:eastAsia="Times New Roman" w:hAnsi="Arial" w:cs="Arial"/>
-          <w:sz w:val="24"/>
-          <w:lang w:eastAsia="en-IN"/>
-        </w:rPr>
-        <w:t>.</w:t>
-      </w:r>
-    </w:p>
-    <w:p>
-      <w:pPr>
-        <w:spacing w:before="100" w:beforeAutospacing="1" w:after="100" w:afterAutospacing="1" w:line="240" w:lineRule="auto"/>
-        <w:rPr>
-          <w:rFonts w:ascii="Arial" w:eastAsia="Times New Roman" w:hAnsi="Arial" w:cs="Arial"/>
-          <w:sz w:val="24"/>
-          <w:lang w:eastAsia="en-IN"/>
-        </w:rPr>
-      </w:pPr>
-      <w:r>
-        <w:rPr>
-          <w:rFonts w:ascii="Arial" w:eastAsia="Times New Roman" w:hAnsi="Arial" w:cs="Arial"/>
-          <w:b/>
-          <w:bCs/>
-          <w:sz w:val="24"/>
-          <w:lang w:eastAsia="en-IN"/>
-        </w:rPr>
-        <w:lastRenderedPageBreak/>
-        <w:t xml:space="preserve">Day 04: </w:t>
-      </w:r>
-      <w:proofErr w:type="spellStart"/>
-      <w:r>
-        <w:rPr>
-          <w:rFonts w:ascii="Arial" w:eastAsia="Times New Roman" w:hAnsi="Arial" w:cs="Arial"/>
-          <w:b/>
-          <w:bCs/>
-          <w:sz w:val="24"/>
-          <w:lang w:eastAsia="en-IN"/>
-        </w:rPr>
-        <w:t>Pelling</w:t>
-      </w:r>
-      <w:proofErr w:type="spellEnd"/>
-      <w:r>
-        <w:rPr>
-          <w:rFonts w:ascii="Arial" w:eastAsia="Times New Roman" w:hAnsi="Arial" w:cs="Arial"/>
-          <w:b/>
-          <w:bCs/>
-          <w:sz w:val="24"/>
-          <w:lang w:eastAsia="en-IN"/>
-        </w:rPr>
-        <w:t xml:space="preserve"> – </w:t>
-      </w:r>
-      <w:proofErr w:type="spellStart"/>
-      <w:r>
-        <w:rPr>
-          <w:rFonts w:ascii="Arial" w:eastAsia="Times New Roman" w:hAnsi="Arial" w:cs="Arial"/>
-          <w:b/>
-          <w:bCs/>
-          <w:sz w:val="24"/>
-          <w:lang w:eastAsia="en-IN"/>
-        </w:rPr>
-        <w:t>Rinchenpong</w:t>
-      </w:r>
-      <w:proofErr w:type="spellEnd"/>
-      <w:r>
-        <w:rPr>
-          <w:rFonts w:ascii="Arial" w:eastAsia="Times New Roman" w:hAnsi="Arial" w:cs="Arial"/>
-          <w:b/>
-          <w:bCs/>
-          <w:sz w:val="24"/>
-          <w:lang w:eastAsia="en-IN"/>
-        </w:rPr>
-        <w:t xml:space="preserve"> / </w:t>
-      </w:r>
-      <w:proofErr w:type="spellStart"/>
-      <w:r>
-        <w:rPr>
-          <w:rFonts w:ascii="Arial" w:eastAsia="Times New Roman" w:hAnsi="Arial" w:cs="Arial"/>
-          <w:b/>
-          <w:bCs/>
-          <w:sz w:val="24"/>
-          <w:lang w:eastAsia="en-IN"/>
-        </w:rPr>
-        <w:t>Kaluk</w:t>
-      </w:r>
-      <w:proofErr w:type="spellEnd"/>
-      <w:r>
-        <w:rPr>
-          <w:rFonts w:ascii="Arial" w:eastAsia="Times New Roman" w:hAnsi="Arial" w:cs="Arial"/>
-          <w:sz w:val="24"/>
-          <w:lang w:eastAsia="en-IN"/>
-        </w:rPr>
-        <w:br/>
-        <w:t xml:space="preserve">After breakfast, proceed to </w:t>
-      </w:r>
-      <w:proofErr w:type="spellStart"/>
-      <w:r>
-        <w:rPr>
-          <w:rFonts w:ascii="Arial" w:eastAsia="Times New Roman" w:hAnsi="Arial" w:cs="Arial"/>
-          <w:sz w:val="24"/>
-          <w:lang w:eastAsia="en-IN"/>
-        </w:rPr>
-        <w:t>Rinchenpong</w:t>
-      </w:r>
-      <w:proofErr w:type="spellEnd"/>
-      <w:r>
-        <w:rPr>
-          <w:rFonts w:ascii="Arial" w:eastAsia="Times New Roman" w:hAnsi="Arial" w:cs="Arial"/>
-          <w:sz w:val="24"/>
-          <w:lang w:eastAsia="en-IN"/>
-        </w:rPr>
-        <w:t xml:space="preserve"> or </w:t>
-      </w:r>
-      <w:proofErr w:type="spellStart"/>
-      <w:r>
-        <w:rPr>
-          <w:rFonts w:ascii="Arial" w:eastAsia="Times New Roman" w:hAnsi="Arial" w:cs="Arial"/>
-          <w:sz w:val="24"/>
-          <w:lang w:eastAsia="en-IN"/>
-        </w:rPr>
-        <w:t>Kaluk</w:t>
-      </w:r>
-      <w:proofErr w:type="spellEnd"/>
-      <w:r>
-        <w:rPr>
-          <w:rFonts w:ascii="Arial" w:eastAsia="Times New Roman" w:hAnsi="Arial" w:cs="Arial"/>
-          <w:sz w:val="24"/>
-          <w:lang w:eastAsia="en-IN"/>
-        </w:rPr>
-        <w:t xml:space="preserve">. Visit </w:t>
-      </w:r>
-      <w:proofErr w:type="spellStart"/>
-      <w:r>
-        <w:rPr>
-          <w:rFonts w:ascii="Arial" w:eastAsia="Times New Roman" w:hAnsi="Arial" w:cs="Arial"/>
-          <w:sz w:val="24"/>
-          <w:lang w:eastAsia="en-IN"/>
-        </w:rPr>
-        <w:t>Rinchenpong</w:t>
-      </w:r>
-      <w:proofErr w:type="spellEnd"/>
-      <w:r>
-        <w:rPr>
-          <w:rFonts w:ascii="Arial" w:eastAsia="Times New Roman" w:hAnsi="Arial" w:cs="Arial"/>
-          <w:sz w:val="24"/>
-          <w:lang w:eastAsia="en-IN"/>
-        </w:rPr>
-        <w:t xml:space="preserve"> Monastery and explore nearby heritage sites. Enjoy nature walks through pine forests and interact with locals. Experience traditional hospitality with local cuisine and a relaxing evening. Overnight stay at </w:t>
-      </w:r>
-      <w:proofErr w:type="spellStart"/>
-      <w:r>
-        <w:rPr>
-          <w:rFonts w:ascii="Arial" w:eastAsia="Times New Roman" w:hAnsi="Arial" w:cs="Arial"/>
-          <w:sz w:val="24"/>
-          <w:lang w:eastAsia="en-IN"/>
-        </w:rPr>
-        <w:t>Kaluk</w:t>
-      </w:r>
-      <w:proofErr w:type="spellEnd"/>
-      <w:r>
-        <w:rPr>
-          <w:rFonts w:ascii="Arial" w:eastAsia="Times New Roman" w:hAnsi="Arial" w:cs="Arial"/>
-          <w:sz w:val="24"/>
-          <w:lang w:eastAsia="en-IN"/>
-        </w:rPr>
-        <w:t xml:space="preserve"> / </w:t>
-      </w:r>
-      <w:proofErr w:type="spellStart"/>
-      <w:r>
-        <w:rPr>
-          <w:rFonts w:ascii="Arial" w:eastAsia="Times New Roman" w:hAnsi="Arial" w:cs="Arial"/>
-          <w:sz w:val="24"/>
-          <w:lang w:eastAsia="en-IN"/>
-        </w:rPr>
-        <w:t>Rinchenpong</w:t>
-      </w:r>
-      <w:proofErr w:type="spellEnd"/>
-      <w:r>
-        <w:rPr>
-          <w:rFonts w:ascii="Arial" w:eastAsia="Times New Roman" w:hAnsi="Arial" w:cs="Arial"/>
-          <w:sz w:val="24"/>
-          <w:lang w:eastAsia="en-IN"/>
-        </w:rPr>
-        <w:t>.</w:t>
-      </w:r>
-      <w:bookmarkStart w:id="0" w:name="_GoBack"/>
-      <w:bookmarkEnd w:id="0"/>
-    </w:p>
-    <w:p>
-      <w:pPr>
-        <w:spacing w:before="100" w:beforeAutospacing="1" w:after="100" w:afterAutospacing="1" w:line="240" w:lineRule="auto"/>
-        <w:rPr>
-          <w:rFonts w:ascii="Arial" w:eastAsia="Times New Roman" w:hAnsi="Arial" w:cs="Arial"/>
-          <w:sz w:val="24"/>
-          <w:lang w:eastAsia="en-IN"/>
-        </w:rPr>
-      </w:pPr>
-      <w:r>
-        <w:rPr>
-          <w:rFonts w:ascii="Arial" w:eastAsia="Times New Roman" w:hAnsi="Arial" w:cs="Arial"/>
-          <w:b/>
-          <w:bCs/>
-          <w:sz w:val="24"/>
-          <w:lang w:eastAsia="en-IN"/>
-        </w:rPr>
-        <w:t xml:space="preserve">Day 05: Departure – </w:t>
-      </w:r>
-      <w:proofErr w:type="spellStart"/>
-      <w:r>
-        <w:rPr>
-          <w:rFonts w:ascii="Arial" w:eastAsia="Times New Roman" w:hAnsi="Arial" w:cs="Arial"/>
-          <w:b/>
-          <w:bCs/>
-          <w:sz w:val="24"/>
-          <w:lang w:eastAsia="en-IN"/>
-        </w:rPr>
-        <w:t>Bagdogra</w:t>
-      </w:r>
-      <w:proofErr w:type="spellEnd"/>
-      <w:r>
-        <w:rPr>
-          <w:rFonts w:ascii="Arial" w:eastAsia="Times New Roman" w:hAnsi="Arial" w:cs="Arial"/>
-          <w:sz w:val="24"/>
-          <w:lang w:eastAsia="en-IN"/>
-        </w:rPr>
-        <w:br/>
-        <w:t xml:space="preserve">After breakfast, proceed to </w:t>
-      </w:r>
-      <w:proofErr w:type="spellStart"/>
-      <w:r>
-        <w:rPr>
-          <w:rFonts w:ascii="Arial" w:eastAsia="Times New Roman" w:hAnsi="Arial" w:cs="Arial"/>
-          <w:sz w:val="24"/>
-          <w:lang w:eastAsia="en-IN"/>
-        </w:rPr>
-        <w:t>Bagdogra</w:t>
-      </w:r>
-      <w:proofErr w:type="spellEnd"/>
-      <w:r>
-        <w:rPr>
-          <w:rFonts w:ascii="Arial" w:eastAsia="Times New Roman" w:hAnsi="Arial" w:cs="Arial"/>
-          <w:sz w:val="24"/>
-          <w:lang w:eastAsia="en-IN"/>
-        </w:rPr>
-        <w:t xml:space="preserve"> Airport or NJP Railway Station via scenic routes, marking</w:t>
-      </w:r>
-      <w:r>
-        <w:rPr>
-          <w:rFonts w:ascii="Arial" w:eastAsia="Times New Roman" w:hAnsi="Arial" w:cs="Arial"/>
-          <w:sz w:val="24"/>
-          <w:lang w:eastAsia="en-IN"/>
-        </w:rPr>
-        <w:t xml:space="preserve"> the end of a memorable journey</w:t>
+        <w:t xml:space="preserve"> Yangsum Heritage Farmhouse / Ghonday Village Resort / Kaluk Homestay</w:t>
       </w:r>
       <w:r>
         <w:rPr>
@@ -1687,11 +432,7 @@
           <v:rect id="_x0000_i1028" style="width:0;height:1.5pt" o:hralign="center" o:hrstd="t" o:hr="t" fillcolor="#a0a0a0" stroked="f"/>
         </w:pict>
       </w:r>
-    </w:p>
-    <w:p>
-      <w:pPr>
-        <w:spacing w:before="100" w:beforeAutospacing="1" w:after="100" w:afterAutospacing="1" w:line="240" w:lineRule="auto"/>
-        <w:outlineLvl w:val="2"/>
+      <w:r>
         <w:rPr>
           <w:rFonts w:ascii="Arial" w:eastAsia="Times New Roman" w:hAnsi="Arial" w:cs="Arial"/>
           <w:b/>
@@ -1699,6 +440,17 @@
           <w:sz w:val="24"/>
           <w:lang w:eastAsia="en-IN"/>
         </w:rPr>
+        <w:t>Day-wise Itinerary</w:t>
+      </w:r>
+    </w:p>
+    <w:p>
+      <w:pPr>
+        <w:spacing w:before="100" w:beforeAutospacing="1" w:after="100" w:afterAutospacing="1" w:line="240" w:lineRule="auto"/>
+        <w:rPr>
+          <w:rFonts w:ascii="Arial" w:eastAsia="Times New Roman" w:hAnsi="Arial" w:cs="Arial"/>
+          <w:sz w:val="24"/>
+          <w:lang w:eastAsia="en-IN"/>
+        </w:rPr>
       </w:pPr>
       <w:r>
         <w:rPr>
@@ -1708,7 +460,16 @@
           <w:sz w:val="24"/>
           <w:lang w:eastAsia="en-IN"/>
         </w:rPr>
-        <w:t xml:space="preserve">Trip Cost Breakdown </w:t>
+        <w:t>Day 01: Arrival in Bagdogra / NJP – Namchi</w:t>
+      </w:r>
+      <w:r>
+        <w:rPr>
+          <w:rFonts w:ascii="Arial" w:eastAsia="Times New Roman" w:hAnsi="Arial" w:cs="Arial"/>
+          <w:sz w:val="24"/>
+          <w:lang w:eastAsia="en-IN"/>
+        </w:rPr>
+        <w:br/>
+        <w:t>Arrive at Bagdogra Airport or NJP Railway Station and proceed to Namchi via scenic Teesta valley. On arrival, visit Char Dham Complex and Samdruptse Monastery, followed by a visit to Temi Tea Garden for a refreshing experience. Evening at leisure exploring the local market. Overnight stay at Namchi.</w:t>
       </w:r>
     </w:p>
     <w:p>
@@ -1723,47 +484,125 @@
       <w:r>
         <w:rPr>
           <w:rFonts w:ascii="Arial" w:eastAsia="Times New Roman" w:hAnsi="Arial" w:cs="Arial"/>
-          <w:sz w:val="24"/>
-          <w:lang w:eastAsia="en-IN"/>
-        </w:rPr>
-        <w:t>• Transport &amp; Transfers</w:t>
-      </w:r>
-      <w:r>
-        <w:rPr>
-          <w:rFonts w:ascii="Arial" w:eastAsia="Times New Roman" w:hAnsi="Arial" w:cs="Arial"/>
-          <w:sz w:val="24"/>
-          <w:lang w:eastAsia="en-IN"/>
-        </w:rPr>
-        <w:br/>
-        <w:t>• Hotel (4 Nights</w:t>
-      </w:r>
-      <w:proofErr w:type="gramStart"/>
-      <w:r>
-        <w:rPr>
-          <w:rFonts w:ascii="Arial" w:eastAsia="Times New Roman" w:hAnsi="Arial" w:cs="Arial"/>
-          <w:sz w:val="24"/>
-          <w:lang w:eastAsia="en-IN"/>
-        </w:rPr>
-        <w:t>)</w:t>
-      </w:r>
-      <w:proofErr w:type="gramEnd"/>
-      <w:r>
-        <w:rPr>
-          <w:rFonts w:ascii="Arial" w:eastAsia="Times New Roman" w:hAnsi="Arial" w:cs="Arial"/>
-          <w:sz w:val="24"/>
-          <w:lang w:eastAsia="en-IN"/>
-        </w:rPr>
-        <w:br/>
-        <w:t>• Food (MAP)</w:t>
-      </w:r>
-      <w:r>
-        <w:rPr>
-          <w:rFonts w:ascii="Arial" w:eastAsia="Times New Roman" w:hAnsi="Arial" w:cs="Arial"/>
-          <w:sz w:val="24"/>
-          <w:lang w:eastAsia="en-IN"/>
-        </w:rPr>
-        <w:br/>
-        <w:t>• Permits &amp; Miscellaneous</w:t>
+          <w:b/>
+          <w:bCs/>
+          <w:sz w:val="24"/>
+          <w:lang w:eastAsia="en-IN"/>
+        </w:rPr>
+        <w:t>Day 02: Namchi – Ravangla – Pelling</w:t>
+      </w:r>
+      <w:r>
+        <w:rPr>
+          <w:rFonts w:ascii="Arial" w:eastAsia="Times New Roman" w:hAnsi="Arial" w:cs="Arial"/>
+          <w:sz w:val="24"/>
+          <w:lang w:eastAsia="en-IN"/>
+        </w:rPr>
+        <w:br/>
+        <w:t>After breakfast, proceed towards Pelling via Ravangla. En route, visit Ralang Monastery and Buddha Park, followed by a stop at Bon Monastery. Continue the journey with a visit to Khecheopalri Lake, and later explore Pemayangtse Monastery and Rabdentse Palace Ruins. Overnight stay at Pelling.</w:t>
+      </w:r>
+    </w:p>
+    <w:p>
+      <w:pPr>
+        <w:spacing w:before="100" w:beforeAutospacing="1" w:after="100" w:afterAutospacing="1" w:line="240" w:lineRule="auto"/>
+        <w:rPr>
+          <w:rFonts w:ascii="Arial" w:eastAsia="Times New Roman" w:hAnsi="Arial" w:cs="Arial"/>
+          <w:sz w:val="24"/>
+          <w:lang w:eastAsia="en-IN"/>
+        </w:rPr>
+      </w:pPr>
+      <w:r>
+        <w:rPr>
+          <w:rFonts w:ascii="Arial" w:eastAsia="Times New Roman" w:hAnsi="Arial" w:cs="Arial"/>
+          <w:b/>
+          <w:bCs/>
+          <w:sz w:val="24"/>
+          <w:lang w:eastAsia="en-IN"/>
+        </w:rPr>
+        <w:t>Day 03: Pelling Sightseeing</w:t>
+      </w:r>
+      <w:r>
+        <w:rPr>
+          <w:rFonts w:ascii="Arial" w:eastAsia="Times New Roman" w:hAnsi="Arial" w:cs="Arial"/>
+          <w:sz w:val="24"/>
+          <w:lang w:eastAsia="en-IN"/>
+        </w:rPr>
+        <w:br/>
+        <w:t xml:space="preserve">After breakfast, visit Sanga Choeling Monastery and enjoy views from the Skywalk and Chenrezig Statue. Later, explore Darap Village and experience local culture. </w:t>
+      </w:r>
+      <w:r>
+        <w:rPr>
+          <w:rFonts w:ascii="Arial" w:eastAsia="Times New Roman" w:hAnsi="Arial" w:cs="Arial"/>
+          <w:sz w:val="24"/>
+          <w:lang w:eastAsia="en-IN"/>
+        </w:rPr>
+        <w:lastRenderedPageBreak/>
+        <w:t>Evening free for leisure activities or exploring the local market. Overnight stay at Pelling.</w:t>
+      </w:r>
+    </w:p>
+    <w:p>
+      <w:pPr>
+        <w:spacing w:before="100" w:beforeAutospacing="1" w:after="100" w:afterAutospacing="1" w:line="240" w:lineRule="auto"/>
+        <w:rPr>
+          <w:rFonts w:ascii="Arial" w:eastAsia="Times New Roman" w:hAnsi="Arial" w:cs="Arial"/>
+          <w:sz w:val="24"/>
+          <w:lang w:eastAsia="en-IN"/>
+        </w:rPr>
+      </w:pPr>
+      <w:r>
+        <w:rPr>
+          <w:rFonts w:ascii="Arial" w:eastAsia="Times New Roman" w:hAnsi="Arial" w:cs="Arial"/>
+          <w:b/>
+          <w:bCs/>
+          <w:sz w:val="24"/>
+          <w:lang w:eastAsia="en-IN"/>
+        </w:rPr>
+        <w:t>Day 04: Pelling – Rinchenpong / Kaluk</w:t>
+      </w:r>
+      <w:r>
+        <w:rPr>
+          <w:rFonts w:ascii="Arial" w:eastAsia="Times New Roman" w:hAnsi="Arial" w:cs="Arial"/>
+          <w:sz w:val="24"/>
+          <w:lang w:eastAsia="en-IN"/>
+        </w:rPr>
+        <w:br/>
+        <w:t>After breakfast, proceed to Rinchenpong or Kaluk. Visit Rinchenpong Monastery and explore nearby heritage sites. Enjoy nature walks through pine forests and interact with locals. Experience traditional hospitality with local cuisine and a relaxing evening. Overnight stay at Kaluk / Rinchenpong.</w:t>
+      </w:r>
+    </w:p>
+    <w:p>
+      <w:pPr>
+        <w:spacing w:before="100" w:beforeAutospacing="1" w:after="100" w:afterAutospacing="1" w:line="240" w:lineRule="auto"/>
+        <w:rPr>
+          <w:rFonts w:ascii="Arial" w:eastAsia="Times New Roman" w:hAnsi="Arial" w:cs="Arial"/>
+          <w:sz w:val="24"/>
+          <w:lang w:eastAsia="en-IN"/>
+        </w:rPr>
+      </w:pPr>
+      <w:r>
+        <w:rPr>
+          <w:rFonts w:ascii="Arial" w:eastAsia="Times New Roman" w:hAnsi="Arial" w:cs="Arial"/>
+          <w:b/>
+          <w:bCs/>
+          <w:sz w:val="24"/>
+          <w:lang w:eastAsia="en-IN"/>
+        </w:rPr>
+        <w:t>Day 05: Departure – Bagdogra</w:t>
+      </w:r>
+      <w:r>
+        <w:rPr>
+          <w:rFonts w:ascii="Arial" w:eastAsia="Times New Roman" w:hAnsi="Arial" w:cs="Arial"/>
+          <w:sz w:val="24"/>
+          <w:lang w:eastAsia="en-IN"/>
+        </w:rPr>
+        <w:br/>
+        <w:t>After breakfast, proceed to Bagdogra Airport or NJP Railway Station via scenic routes, marking</w:t>
+      </w:r>
+      <w:r>
+        <w:rPr>
+          <w:rFonts w:ascii="Arial" w:eastAsia="Times New Roman" w:hAnsi="Arial" w:cs="Arial"/>
+          <w:sz w:val="24"/>
+          <w:lang w:eastAsia="en-IN"/>
+        </w:rPr>
+        <w:t xml:space="preserve"> the end of a memorable journey</w:t>
       </w:r>
       <w:r>
         <w:rPr>
@@ -1775,7 +614,11 @@
           <v:rect id="_x0000_i1029" style="width:0;height:1.5pt" o:hralign="center" o:hrstd="t" o:hr="t" fillcolor="#a0a0a0" stroked="f"/>
         </w:pict>
       </w:r>
-      <w:r>
+    </w:p>
+    <w:p>
+      <w:pPr>
+        <w:spacing w:before="100" w:beforeAutospacing="1" w:after="100" w:afterAutospacing="1" w:line="240" w:lineRule="auto"/>
+        <w:outlineLvl w:val="2"/>
         <w:rPr>
           <w:rFonts w:ascii="Arial" w:eastAsia="Times New Roman" w:hAnsi="Arial" w:cs="Arial"/>
           <w:b/>
@@ -1783,7 +626,16 @@
           <w:sz w:val="24"/>
           <w:lang w:eastAsia="en-IN"/>
         </w:rPr>
-        <w:t>Inclusions</w:t>
+      </w:pPr>
+      <w:r>
+        <w:rPr>
+          <w:rFonts w:ascii="Arial" w:eastAsia="Times New Roman" w:hAnsi="Arial" w:cs="Arial"/>
+          <w:b/>
+          <w:bCs/>
+          <w:sz w:val="24"/>
+          <w:lang w:eastAsia="en-IN"/>
+        </w:rPr>
+        <w:t xml:space="preserve">Trip Cost Breakdown </w:t>
       </w:r>
     </w:p>
     <w:p>
@@ -1801,78 +653,34 @@
           <w:sz w:val="24"/>
           <w:lang w:eastAsia="en-IN"/>
         </w:rPr>
-        <w:t xml:space="preserve">• 4 </w:t>
-      </w:r>
-      <w:proofErr w:type="spellStart"/>
-      <w:r>
-        <w:rPr>
-          <w:rFonts w:ascii="Arial" w:eastAsia="Times New Roman" w:hAnsi="Arial" w:cs="Arial"/>
-          <w:sz w:val="24"/>
-          <w:lang w:eastAsia="en-IN"/>
-        </w:rPr>
-        <w:t>Nights</w:t>
-      </w:r>
-      <w:proofErr w:type="spellEnd"/>
-      <w:r>
-        <w:rPr>
-          <w:rFonts w:ascii="Arial" w:eastAsia="Times New Roman" w:hAnsi="Arial" w:cs="Arial"/>
-          <w:sz w:val="24"/>
-          <w:lang w:eastAsia="en-IN"/>
-        </w:rPr>
-        <w:t xml:space="preserve"> Accommodation</w:t>
-      </w:r>
-      <w:r>
-        <w:rPr>
-          <w:rFonts w:ascii="Arial" w:eastAsia="Times New Roman" w:hAnsi="Arial" w:cs="Arial"/>
-          <w:sz w:val="24"/>
-          <w:lang w:eastAsia="en-IN"/>
-        </w:rPr>
-        <w:t xml:space="preserve"> 20 Adults </w:t>
-      </w:r>
-      <w:r>
-        <w:rPr>
-          <w:rFonts w:ascii="Arial" w:eastAsia="Times New Roman" w:hAnsi="Arial" w:cs="Arial"/>
-          <w:sz w:val="24"/>
-          <w:lang w:eastAsia="en-IN"/>
-        </w:rPr>
-        <w:br/>
-        <w:t>• Breakfast &amp; Dinner</w:t>
-      </w:r>
-      <w:r>
-        <w:rPr>
-          <w:rFonts w:ascii="Arial" w:eastAsia="Times New Roman" w:hAnsi="Arial" w:cs="Arial"/>
-          <w:sz w:val="24"/>
-          <w:lang w:eastAsia="en-IN"/>
-        </w:rPr>
-        <w:br/>
-        <w:t>• All Transfers &amp; Sightseeing</w:t>
-      </w:r>
-      <w:r>
-        <w:rPr>
-          <w:rFonts w:ascii="Arial" w:eastAsia="Times New Roman" w:hAnsi="Arial" w:cs="Arial"/>
-          <w:sz w:val="24"/>
-          <w:lang w:eastAsia="en-IN"/>
-        </w:rPr>
-        <w:br/>
-        <w:t>• Pickup &amp; Drop</w:t>
-      </w:r>
-      <w:r>
-        <w:rPr>
-          <w:rFonts w:ascii="Arial" w:eastAsia="Times New Roman" w:hAnsi="Arial" w:cs="Arial"/>
-          <w:sz w:val="24"/>
-          <w:lang w:eastAsia="en-IN"/>
-        </w:rPr>
-        <w:br/>
-        <w:t>• Driver Allowance, Toll &amp; Parking</w:t>
-      </w:r>
-      <w:r>
-        <w:rPr>
-          <w:rFonts w:ascii="Arial" w:eastAsia="Times New Roman" w:hAnsi="Arial" w:cs="Arial"/>
-          <w:sz w:val="24"/>
-          <w:lang w:eastAsia="en-IN"/>
-        </w:rPr>
-        <w:br/>
-        <w:t>• Permits</w:t>
+        <w:t>• Transport &amp; Transfers</w:t>
+      </w:r>
+      <w:r>
+        <w:rPr>
+          <w:rFonts w:ascii="Arial" w:eastAsia="Times New Roman" w:hAnsi="Arial" w:cs="Arial"/>
+          <w:sz w:val="24"/>
+          <w:lang w:eastAsia="en-IN"/>
+        </w:rPr>
+        <w:br/>
+        <w:t>• Hotel (4 Nights)</w:t>
+      </w:r>
+      <w:r>
+        <w:rPr>
+          <w:rFonts w:ascii="Arial" w:eastAsia="Times New Roman" w:hAnsi="Arial" w:cs="Arial"/>
+          <w:sz w:val="24"/>
+          <w:lang w:eastAsia="en-IN"/>
+        </w:rPr>
+        <w:br/>
+        <w:t>• Food (MAP)</w:t>
+      </w:r>
+      <w:r>
+        <w:rPr>
+          <w:rFonts w:ascii="Arial" w:eastAsia="Times New Roman" w:hAnsi="Arial" w:cs="Arial"/>
+          <w:sz w:val="24"/>
+          <w:lang w:eastAsia="en-IN"/>
+        </w:rPr>
+        <w:br/>
+        <w:t>• Permits &amp; Miscellaneous</w:t>
       </w:r>
       <w:r>
         <w:rPr>
@@ -1892,7 +700,88 @@
           <w:sz w:val="24"/>
           <w:lang w:eastAsia="en-IN"/>
         </w:rPr>
-        <w:t>Exclusions</w:t>
+        <w:t>Inclusions</w:t>
+      </w:r>
+    </w:p>
+    <w:p>
+      <w:pPr>
+        <w:spacing w:before="100" w:beforeAutospacing="1" w:after="100" w:afterAutospacing="1" w:line="240" w:lineRule="auto"/>
+        <w:rPr>
+          <w:rFonts w:ascii="Arial" w:eastAsia="Times New Roman" w:hAnsi="Arial" w:cs="Arial"/>
+          <w:sz w:val="24"/>
+          <w:lang w:eastAsia="en-IN"/>
+        </w:rPr>
+      </w:pPr>
+      <w:r>
+        <w:rPr>
+          <w:rFonts w:ascii="Arial" w:eastAsia="Times New Roman" w:hAnsi="Arial" w:cs="Arial"/>
+          <w:sz w:val="24"/>
+          <w:lang w:eastAsia="en-IN"/>
+        </w:rPr>
+        <w:t>• 4 Nights Accommodation</w:t>
+      </w:r>
+      <w:r>
+        <w:rPr>
+          <w:rFonts w:ascii="Arial" w:eastAsia="Times New Roman" w:hAnsi="Arial" w:cs="Arial"/>
+          <w:sz w:val="24"/>
+          <w:lang w:eastAsia="en-IN"/>
+        </w:rPr>
+        <w:t xml:space="preserve"> 20 Adults </w:t>
+      </w:r>
+      <w:r>
+        <w:rPr>
+          <w:rFonts w:ascii="Arial" w:eastAsia="Times New Roman" w:hAnsi="Arial" w:cs="Arial"/>
+          <w:sz w:val="24"/>
+          <w:lang w:eastAsia="en-IN"/>
+        </w:rPr>
+        <w:br/>
+        <w:t>• Breakfast &amp; Dinner</w:t>
+      </w:r>
+      <w:r>
+        <w:rPr>
+          <w:rFonts w:ascii="Arial" w:eastAsia="Times New Roman" w:hAnsi="Arial" w:cs="Arial"/>
+          <w:sz w:val="24"/>
+          <w:lang w:eastAsia="en-IN"/>
+        </w:rPr>
+        <w:br/>
+        <w:t>• All Transfers &amp; Sightseeing</w:t>
+      </w:r>
+      <w:r>
+        <w:rPr>
+          <w:rFonts w:ascii="Arial" w:eastAsia="Times New Roman" w:hAnsi="Arial" w:cs="Arial"/>
+          <w:sz w:val="24"/>
+          <w:lang w:eastAsia="en-IN"/>
+        </w:rPr>
+        <w:br/>
+        <w:t>• Pickup &amp; Drop</w:t>
+      </w:r>
+      <w:r>
+        <w:rPr>
+          <w:rFonts w:ascii="Arial" w:eastAsia="Times New Roman" w:hAnsi="Arial" w:cs="Arial"/>
+          <w:sz w:val="24"/>
+          <w:lang w:eastAsia="en-IN"/>
+        </w:rPr>
+        <w:br/>
+        <w:t>• Driver Allowance, Toll &amp; Parking</w:t>
+      </w:r>
+      <w:r>
+        <w:rPr>
+          <w:rFonts w:ascii="Arial" w:eastAsia="Times New Roman" w:hAnsi="Arial" w:cs="Arial"/>
+          <w:sz w:val="24"/>
+          <w:lang w:eastAsia="en-IN"/>
+        </w:rPr>
+        <w:br/>
+        <w:t>• Permits</w:t>
+      </w:r>
+      <w:r>
+        <w:rPr>
+          <w:rFonts w:ascii="Arial" w:eastAsia="Times New Roman" w:hAnsi="Arial" w:cs="Arial"/>
+          <w:sz w:val="24"/>
+          <w:lang w:eastAsia="en-IN"/>
+        </w:rPr>
+        <w:pict>
+          <v:rect id="_x0000_i1031" style="width:0;height:1.5pt" o:hralign="center" o:hrstd="t" o:hr="t" fillcolor="#a0a0a0" stroked="f"/>
+        </w:pict>
       </w:r>
       <w:r>
         <w:rPr>
@@ -1902,6 +791,16 @@
           <w:sz w:val="24"/>
           <w:lang w:eastAsia="en-IN"/>
         </w:rPr>
+        <w:t>Exclusions</w:t>
+      </w:r>
+      <w:r>
+        <w:rPr>
+          <w:rFonts w:ascii="Arial" w:eastAsia="Times New Roman" w:hAnsi="Arial" w:cs="Arial"/>
+          <w:b/>
+          <w:bCs/>
+          <w:sz w:val="24"/>
+          <w:lang w:eastAsia="en-IN"/>
+        </w:rPr>
         <w:br/>
       </w:r>
       <w:r>
@@ -1955,25 +854,7 @@
           <w:lang w:eastAsia="en-IN"/>
         </w:rPr>
         <w:br/>
-        <w:t xml:space="preserve">• </w:t>
-      </w:r>
-      <w:proofErr w:type="gramStart"/>
-      <w:r>
-        <w:rPr>
-          <w:rFonts w:ascii="Arial" w:eastAsia="Times New Roman" w:hAnsi="Arial" w:cs="Arial"/>
-          <w:sz w:val="24"/>
-          <w:lang w:eastAsia="en-IN"/>
-        </w:rPr>
-        <w:t>Anything</w:t>
-      </w:r>
-      <w:proofErr w:type="gramEnd"/>
-      <w:r>
-        <w:rPr>
-          <w:rFonts w:ascii="Arial" w:eastAsia="Times New Roman" w:hAnsi="Arial" w:cs="Arial"/>
-          <w:sz w:val="24"/>
-          <w:lang w:eastAsia="en-IN"/>
-        </w:rPr>
-        <w:t xml:space="preserve"> not mentioned</w:t>
+        <w:t>• Anything not mentioned</w:t>
       </w:r>
     </w:p>
     <w:p>
@@ -1992,7 +873,7 @@
           <w:lang w:eastAsia="en-IN"/>
         </w:rPr>
         <w:pict>
-          <v:rect id="_x0000_i1031" style="width:0;height:1.5pt" o:hralign="center" o:hrstd="t" o:hr="t" fillcolor="#a0a0a0" stroked="f"/>
+          <v:rect id="_x0000_i1032" style="width:0;height:1.5pt" o:hralign="center" o:hrstd="t" o:hr="t" fillcolor="#a0a0a0" stroked="f"/>
         </w:pict>
       </w:r>
     </w:p>
@@ -2017,7 +898,7 @@
 </file>
 
 <file path=word/endnotes.xml><?xml version="1.0" encoding="utf-8"?>
-<w:endnotes xmlns:wpc="http://schemas.microsoft.com/office/word/2010/wordprocessingCanvas" xmlns:mc="http://schemas.openxmlformats.org/markup-compatibility/2006" xmlns:o="urn:schemas-microsoft-com:office:office" xmlns:r="http://schemas.openxmlformats.org/officeDocument/2006/relationships" xmlns:m="http://schemas.openxmlformats.org/officeDocument/2006/math" xmlns:v="urn:schemas-microsoft-com:vml" xmlns:wp14="http://schemas.microsoft.com/office/word/2010/wordprocessingDrawing" xmlns:wp="http://schemas.openxmlformats.org/drawingml/2006/wordprocessingDrawing" xmlns:w10="urn:schemas-microsoft-com:office:word" xmlns:w="http://schemas.openxmlformats.org/wordprocessingml/2006/main" xmlns:w14="http://schemas.microsoft.com/office/word/2010/wordml" xmlns:w15="http://schemas.microsoft.com/office/word/2012/wordml" xmlns:wpg="http://schemas.microsoft.com/office/word/2010/wordprocessingGroup" xmlns:wpi="http://schemas.microsoft.com/office/word/2010/wordprocessingInk" xmlns:wne="http://schemas.microsoft.com/office/word/2006/wordml" xmlns:wps="http://schemas.microsoft.com/office/word/2010/wordprocessingShape" mc:Ignorable="w14 w15 wp14">
+<w:endnotes xmlns:wpc="http://schemas.microsoft.com/office/word/2010/wordprocessingCanvas" xmlns:cx="http://schemas.microsoft.com/office/drawing/2014/chartex" xmlns:cx1="http://schemas.microsoft.com/office/drawing/2015/9/8/chartex" xmlns:cx2="http://schemas.microsoft.com/office/drawing/2015/10/21/chartex" xmlns:cx3="http://schemas.microsoft.com/office/drawing/2016/5/9/chartex" xmlns:cx4="http://schemas.microsoft.com/office/drawing/2016/5/10/chartex" xmlns:cx5="http://schemas.microsoft.com/office/drawing/2016/5/11/chartex" xmlns:cx6="http://schemas.microsoft.com/office/drawing/2016/5/12/chartex" xmlns:cx7="http://schemas.microsoft.com/office/drawing/2016/5/13/chartex" xmlns:cx8="http://schemas.microsoft.com/office/drawing/2016/5/14/chartex" xmlns:mc="http://schemas.openxmlformats.org/markup-compatibility/2006" xmlns:aink="http://schemas.microsoft.com/office/drawing/2016/ink" xmlns:am3d="http://schemas.microsoft.com/office/drawing/2017/model3d" xmlns:o="urn:schemas-microsoft-com:office:office" xmlns:r="http://schemas.openxmlformats.org/officeDocument/2006/relationships" xmlns:m="http://schemas.openxmlformats.org/officeDocument/2006/math" xmlns:v="urn:schemas-microsoft-com:vml" xmlns:wp14="http://schemas.microsoft.com/office/word/2010/wordprocessingDrawing" xmlns:wp="http://schemas.openxmlformats.org/drawingml/2006/wordprocessingDrawing" xmlns:w10="urn:schemas-microsoft-com:office:word" xmlns:w="http://schemas.openxmlformats.org/wordprocessingml/2006/main" xmlns:w14="http://schemas.microsoft.com/office/word/2010/wordml" xmlns:w15="http://schemas.microsoft.com/office/word/2012/wordml" xmlns:w16cid="http://schemas.microsoft.com/office/word/2016/wordml/cid" xmlns:w16se="http://schemas.microsoft.com/office/word/2015/wordml/symex" xmlns:wpg="http://schemas.microsoft.com/office/word/2010/wordprocessingGroup" xmlns:wpi="http://schemas.microsoft.com/office/word/2010/wordprocessingInk" xmlns:wne="http://schemas.microsoft.com/office/word/2006/wordml" xmlns:wps="http://schemas.microsoft.com/office/word/2010/wordprocessingShape" mc:Ignorable="w14 w15 w16se w16cid wp14">
   <w:endnote w:type="separator" w:id="-1">
     <w:p>
       <w:pPr>
@@ -2042,22 +923,14 @@
 </file>
 
 <file path=word/footer1.xml><?xml version="1.0" encoding="utf-8"?>
-<w:ftr xmlns:wpc="http://schemas.microsoft.com/office/word/2010/wordprocessingCanvas" xmlns:mc="http://schemas.openxmlformats.org/markup-compatibility/2006" xmlns:o="urn:schemas-microsoft-com:office:office" xmlns:r="http://schemas.openxmlformats.org/officeDocument/2006/relationships" xmlns:m="http://schemas.openxmlformats.org/officeDocument/2006/math" xmlns:v="urn:schemas-microsoft-com:vml" xmlns:wp14="http://schemas.microsoft.com/office/word/2010/wordprocessingDrawing" xmlns:wp="http://schemas.openxmlformats.org/drawingml/2006/wordprocessingDrawing" xmlns:w10="urn:schemas-microsoft-com:office:word" xmlns:w="http://schemas.openxmlformats.org/wordprocessingml/2006/main" xmlns:w14="http://schemas.microsoft.com/office/word/2010/wordml" xmlns:w15="http://schemas.microsoft.com/office/word/2012/wordml" xmlns:wpg="http://schemas.microsoft.com/office/word/2010/wordprocessingGroup" xmlns:wpi="http://schemas.microsoft.com/office/word/2010/wordprocessingInk" xmlns:wne="http://schemas.microsoft.com/office/word/2006/wordml" xmlns:wps="http://schemas.microsoft.com/office/word/2010/wordprocessingShape" mc:Ignorable="w14 w15 wp14">
+<w:ftr xmlns:wpc="http://schemas.microsoft.com/office/word/2010/wordprocessingCanvas" xmlns:cx="http://schemas.microsoft.com/office/drawing/2014/chartex" xmlns:cx1="http://schemas.microsoft.com/office/drawing/2015/9/8/chartex" xmlns:cx2="http://schemas.microsoft.com/office/drawing/2015/10/21/chartex" xmlns:cx3="http://schemas.microsoft.com/office/drawing/2016/5/9/chartex" xmlns:cx4="http://schemas.microsoft.com/office/drawing/2016/5/10/chartex" xmlns:cx5="http://schemas.microsoft.com/office/drawing/2016/5/11/chartex" xmlns:cx6="http://schemas.microsoft.com/office/drawing/2016/5/12/chartex" xmlns:cx7="http://schemas.microsoft.com/office/drawing/2016/5/13/chartex" xmlns:cx8="http://schemas.microsoft.com/office/drawing/2016/5/14/chartex" xmlns:mc="http://schemas.openxmlformats.org/markup-compatibility/2006" xmlns:aink="http://schemas.microsoft.com/office/drawing/2016/ink" xmlns:am3d="http://schemas.microsoft.com/office/drawing/2017/model3d" xmlns:o="urn:schemas-microsoft-com:office:office" xmlns:r="http://schemas.openxmlformats.org/officeDocument/2006/relationships" xmlns:m="http://schemas.openxmlformats.org/officeDocument/2006/math" xmlns:v="urn:schemas-microsoft-com:vml" xmlns:wp14="http://schemas.microsoft.com/office/word/2010/wordprocessingDrawing" xmlns:wp="http://schemas.openxmlformats.org/drawingml/2006/wordprocessingDrawing" xmlns:w10="urn:schemas-microsoft-com:office:word" xmlns:w="http://schemas.openxmlformats.org/wordprocessingml/2006/main" xmlns:w14="http://schemas.microsoft.com/office/word/2010/wordml" xmlns:w15="http://schemas.microsoft.com/office/word/2012/wordml" xmlns:w16cid="http://schemas.microsoft.com/office/word/2016/wordml/cid" xmlns:w16se="http://schemas.microsoft.com/office/word/2015/wordml/symex" xmlns:wpg="http://schemas.microsoft.com/office/word/2010/wordprocessingGroup" xmlns:wpi="http://schemas.microsoft.com/office/word/2010/wordprocessingInk" xmlns:wne="http://schemas.microsoft.com/office/word/2006/wordml" xmlns:wps="http://schemas.microsoft.com/office/word/2010/wordprocessingShape" mc:Ignorable="w14 w15 w16se w16cid wp14">
   <w:p>
     <w:pPr>
       <w:pStyle w:val="Footer"/>
       <w:jc w:val="center"/>
     </w:pPr>
     <w:r>
-      <w:t xml:space="preserve">No.1A, Pleasant Apartment, No.45, Taylors Road, </w:t>
-    </w:r>
-    <w:proofErr w:type="spellStart"/>
-    <w:r>
-      <w:t>Kilpauk</w:t>
-    </w:r>
-    <w:proofErr w:type="spellEnd"/>
-    <w:r>
-      <w:t>, Chennai-600010.</w:t>
+      <w:t>No.1A, Pleasant Apartment, No.45, Taylors Road, Kilpauk, Chennai-600010.</w:t>
     </w:r>
   </w:p>
   <w:p>
@@ -2065,13 +938,8 @@
       <w:pStyle w:val="Footer"/>
       <w:jc w:val="center"/>
     </w:pPr>
-    <w:proofErr w:type="gramStart"/>
     <w:r>
-      <w:t>Mobile :</w:t>
-    </w:r>
-    <w:proofErr w:type="gramEnd"/>
-    <w:r>
-      <w:t xml:space="preserve"> 9444175678 / 8939654011 / 9445475692</w:t>
+      <w:t>Mobile : 9444175678 / 8939654011 / 9445475692</w:t>
     </w:r>
   </w:p>
   <w:p>
@@ -2095,7 +963,7 @@
 </file>
 
 <file path=word/footnotes.xml><?xml version="1.0" encoding="utf-8"?>
-<w:footnotes xmlns:wpc="http://schemas.microsoft.com/office/word/2010/wordprocessingCanvas" xmlns:mc="http://schemas.openxmlformats.org/markup-compatibility/2006" xmlns:o="urn:schemas-microsoft-com:office:office" xmlns:r="http://schemas.openxmlformats.org/officeDocument/2006/relationships" xmlns:m="http://schemas.openxmlformats.org/officeDocument/2006/math" xmlns:v="urn:schemas-microsoft-com:vml" xmlns:wp14="http://schemas.microsoft.com/office/word/2010/wordprocessingDrawing" xmlns:wp="http://schemas.openxmlformats.org/drawingml/2006/wordprocessingDrawing" xmlns:w10="urn:schemas-microsoft-com:office:word" xmlns:w="http://schemas.openxmlformats.org/wordprocessingml/2006/main" xmlns:w14="http://schemas.microsoft.com/office/word/2010/wordml" xmlns:w15="http://schemas.microsoft.com/office/word/2012/wordml" xmlns:wpg="http://schemas.microsoft.com/office/word/2010/wordprocessingGroup" xmlns:wpi="http://schemas.microsoft.com/office/word/2010/wordprocessingInk" xmlns:wne="http://schemas.microsoft.com/office/word/2006/wordml" xmlns:wps="http://schemas.microsoft.com/office/word/2010/wordprocessingShape" mc:Ignorable="w14 w15 wp14">
+<w:footnotes xmlns:wpc="http://schemas.microsoft.com/office/word/2010/wordprocessingCanvas" xmlns:cx="http://schemas.microsoft.com/office/drawing/2014/chartex" xmlns:cx1="http://schemas.microsoft.com/office/drawing/2015/9/8/chartex" xmlns:cx2="http://schemas.microsoft.com/office/drawing/2015/10/21/chartex" xmlns:cx3="http://schemas.microsoft.com/office/drawing/2016/5/9/chartex" xmlns:cx4="http://schemas.microsoft.com/office/drawing/2016/5/10/chartex" xmlns:cx5="http://schemas.microsoft.com/office/drawing/2016/5/11/chartex" xmlns:cx6="http://schemas.microsoft.com/office/drawing/2016/5/12/chartex" xmlns:cx7="http://schemas.microsoft.com/office/drawing/2016/5/13/chartex" xmlns:cx8="http://schemas.microsoft.com/office/drawing/2016/5/14/chartex" xmlns:mc="http://schemas.openxmlformats.org/markup-compatibility/2006" xmlns:aink="http://schemas.microsoft.com/office/drawing/2016/ink" xmlns:am3d="http://schemas.microsoft.com/office/drawing/2017/model3d" xmlns:o="urn:schemas-microsoft-com:office:office" xmlns:r="http://schemas.openxmlformats.org/officeDocument/2006/relationships" xmlns:m="http://schemas.openxmlformats.org/officeDocument/2006/math" xmlns:v="urn:schemas-microsoft-com:vml" xmlns:wp14="http://schemas.microsoft.com/office/word/2010/wordprocessingDrawing" xmlns:wp="http://schemas.openxmlformats.org/drawingml/2006/wordprocessingDrawing" xmlns:w10="urn:schemas-microsoft-com:office:word" xmlns:w="http://schemas.openxmlformats.org/wordprocessingml/2006/main" xmlns:w14="http://schemas.microsoft.com/office/word/2010/wordml" xmlns:w15="http://schemas.microsoft.com/office/word/2012/wordml" xmlns:w16cid="http://schemas.microsoft.com/office/word/2016/wordml/cid" xmlns:w16se="http://schemas.microsoft.com/office/word/2015/wordml/symex" xmlns:wpg="http://schemas.microsoft.com/office/word/2010/wordprocessingGroup" xmlns:wpi="http://schemas.microsoft.com/office/word/2010/wordprocessingInk" xmlns:wne="http://schemas.microsoft.com/office/word/2006/wordml" xmlns:wps="http://schemas.microsoft.com/office/word/2010/wordprocessingShape" mc:Ignorable="w14 w15 w16se w16cid wp14">
   <w:footnote w:type="separator" w:id="-1">
     <w:p>
       <w:pPr>
@@ -2120,7 +988,7 @@
 </file>
 
 <file path=word/header1.xml><?xml version="1.0" encoding="utf-8"?>
-<w:hdr xmlns:wpc="http://schemas.microsoft.com/office/word/2010/wordprocessingCanvas" xmlns:mc="http://schemas.openxmlformats.org/markup-compatibility/2006" xmlns:o="urn:schemas-microsoft-com:office:office" xmlns:r="http://schemas.openxmlformats.org/officeDocument/2006/relationships" xmlns:m="http://schemas.openxmlformats.org/officeDocument/2006/math" xmlns:v="urn:schemas-microsoft-com:vml" xmlns:wp14="http://schemas.microsoft.com/office/word/2010/wordprocessingDrawing" xmlns:wp="http://schemas.openxmlformats.org/drawingml/2006/wordprocessingDrawing" xmlns:w10="urn:schemas-microsoft-com:office:word" xmlns:w="http://schemas.openxmlformats.org/wordprocessingml/2006/main" xmlns:w14="http://schemas.microsoft.com/office/word/2010/wordml" xmlns:w15="http://schemas.microsoft.com/office/word/2012/wordml" xmlns:wpg="http://schemas.microsoft.com/office/word/2010/wordprocessingGroup" xmlns:wpi="http://schemas.microsoft.com/office/word/2010/wordprocessingInk" xmlns:wne="http://schemas.microsoft.com/office/word/2006/wordml" xmlns:wps="http://schemas.microsoft.com/office/word/2010/wordprocessingShape" mc:Ignorable="w14 w15 wp14">
+<w:hdr xmlns:wpc="http://schemas.microsoft.com/office/word/2010/wordprocessingCanvas" xmlns:cx="http://schemas.microsoft.com/office/drawing/2014/chartex" xmlns:cx1="http://schemas.microsoft.com/office/drawing/2015/9/8/chartex" xmlns:cx2="http://schemas.microsoft.com/office/drawing/2015/10/21/chartex" xmlns:cx3="http://schemas.microsoft.com/office/drawing/2016/5/9/chartex" xmlns:cx4="http://schemas.microsoft.com/office/drawing/2016/5/10/chartex" xmlns:cx5="http://schemas.microsoft.com/office/drawing/2016/5/11/chartex" xmlns:cx6="http://schemas.microsoft.com/office/drawing/2016/5/12/chartex" xmlns:cx7="http://schemas.microsoft.com/office/drawing/2016/5/13/chartex" xmlns:cx8="http://schemas.microsoft.com/office/drawing/2016/5/14/chartex" xmlns:mc="http://schemas.openxmlformats.org/markup-compatibility/2006" xmlns:aink="http://schemas.microsoft.com/office/drawing/2016/ink" xmlns:am3d="http://schemas.microsoft.com/office/drawing/2017/model3d" xmlns:o="urn:schemas-microsoft-com:office:office" xmlns:r="http://schemas.openxmlformats.org/officeDocument/2006/relationships" xmlns:m="http://schemas.openxmlformats.org/officeDocument/2006/math" xmlns:v="urn:schemas-microsoft-com:vml" xmlns:wp14="http://schemas.microsoft.com/office/word/2010/wordprocessingDrawing" xmlns:wp="http://schemas.openxmlformats.org/drawingml/2006/wordprocessingDrawing" xmlns:w10="urn:schemas-microsoft-com:office:word" xmlns:w="http://schemas.openxmlformats.org/wordprocessingml/2006/main" xmlns:w14="http://schemas.microsoft.com/office/word/2010/wordml" xmlns:w15="http://schemas.microsoft.com/office/word/2012/wordml" xmlns:w16cid="http://schemas.microsoft.com/office/word/2016/wordml/cid" xmlns:w16se="http://schemas.microsoft.com/office/word/2015/wordml/symex" xmlns:wpg="http://schemas.microsoft.com/office/word/2010/wordprocessingGroup" xmlns:wpi="http://schemas.microsoft.com/office/word/2010/wordprocessingInk" xmlns:wne="http://schemas.microsoft.com/office/word/2006/wordml" xmlns:wps="http://schemas.microsoft.com/office/word/2010/wordprocessingShape" mc:Ignorable="w14 w15 w16se w16cid wp14">
   <w:p>
     <w:pPr>
       <w:pStyle w:val="Header"/>
@@ -2207,8 +1075,8 @@
 </file>
 
 <file path=word/numbering.xml><?xml version="1.0" encoding="utf-8"?>
-<w:numbering xmlns:wpc="http://schemas.microsoft.com/office/word/2010/wordprocessingCanvas" xmlns:mc="http://schemas.openxmlformats.org/markup-compatibility/2006" xmlns:o="urn:schemas-microsoft-com:office:office" xmlns:r="http://schemas.openxmlformats.org/officeDocument/2006/relationships" xmlns:m="http://schemas.openxmlformats.org/officeDocument/2006/math" xmlns:v="urn:schemas-microsoft-com:vml" xmlns:wp14="http://schemas.microsoft.com/office/word/2010/wordprocessingDrawing" xmlns:wp="http://schemas.openxmlformats.org/drawingml/2006/wordprocessingDrawing" xmlns:w10="urn:schemas-microsoft-com:office:word" xmlns:w="http://schemas.openxmlformats.org/wordprocessingml/2006/main" xmlns:w14="http://schemas.microsoft.com/office/word/2010/wordml" xmlns:w15="http://schemas.microsoft.com/office/word/2012/wordml" xmlns:wpg="http://schemas.microsoft.com/office/word/2010/wordprocessingGroup" xmlns:wpi="http://schemas.microsoft.com/office/word/2010/wordprocessingInk" xmlns:wne="http://schemas.microsoft.com/office/word/2006/wordml" xmlns:wps="http://schemas.microsoft.com/office/word/2010/wordprocessingShape" mc:Ignorable="w14 w15 wp14">
-  <w:abstractNum w:abstractNumId="0">
+<w:numbering xmlns:wpc="http://schemas.microsoft.com/office/word/2010/wordprocessingCanvas" xmlns:cx="http://schemas.microsoft.com/office/drawing/2014/chartex" xmlns:cx1="http://schemas.microsoft.com/office/drawing/2015/9/8/chartex" xmlns:cx2="http://schemas.microsoft.com/office/drawing/2015/10/21/chartex" xmlns:cx3="http://schemas.microsoft.com/office/drawing/2016/5/9/chartex" xmlns:cx4="http://schemas.microsoft.com/office/drawing/2016/5/10/chartex" xmlns:cx5="http://schemas.microsoft.com/office/drawing/2016/5/11/chartex" xmlns:cx6="http://schemas.microsoft.com/office/drawing/2016/5/12/chartex" xmlns:cx7="http://schemas.microsoft.com/office/drawing/2016/5/13/chartex" xmlns:cx8="http://schemas.microsoft.com/office/drawing/2016/5/14/chartex" xmlns:mc="http://schemas.openxmlformats.org/markup-compatibility/2006" xmlns:aink="http://schemas.microsoft.com/office/drawing/2016/ink" xmlns:am3d="http://schemas.microsoft.com/office/drawing/2017/model3d" xmlns:o="urn:schemas-microsoft-com:office:office" xmlns:r="http://schemas.openxmlformats.org/officeDocument/2006/relationships" xmlns:m="http://schemas.openxmlformats.org/officeDocument/2006/math" xmlns:v="urn:schemas-microsoft-com:vml" xmlns:wp14="http://schemas.microsoft.com/office/word/2010/wordprocessingDrawing" xmlns:wp="http://schemas.openxmlformats.org/drawingml/2006/wordprocessingDrawing" xmlns:w10="urn:schemas-microsoft-com:office:word" xmlns:w="http://schemas.openxmlformats.org/wordprocessingml/2006/main" xmlns:w14="http://schemas.microsoft.com/office/word/2010/wordml" xmlns:w15="http://schemas.microsoft.com/office/word/2012/wordml" xmlns:w16cid="http://schemas.microsoft.com/office/word/2016/wordml/cid" xmlns:w16se="http://schemas.microsoft.com/office/word/2015/wordml/symex" xmlns:wpg="http://schemas.microsoft.com/office/word/2010/wordprocessingGroup" xmlns:wpi="http://schemas.microsoft.com/office/word/2010/wordprocessingInk" xmlns:wne="http://schemas.microsoft.com/office/word/2006/wordml" xmlns:wps="http://schemas.microsoft.com/office/word/2010/wordprocessingShape" mc:Ignorable="w14 w15 w16se w16cid wp14">
+  <w:abstractNum w:abstractNumId="0" w15:restartNumberingAfterBreak="0">
     <w:nsid w:val="019728EE"/>
     <w:multiLevelType w:val="multilevel"/>
     <w:tmpl w:val="E55239BA"/>
@@ -2364,7 +1232,7 @@
 </file>
 
 <file path=word/styles.xml><?xml version="1.0" encoding="utf-8"?>
-<w:styles xmlns:mc="http://schemas.openxmlformats.org/markup-compatibility/2006" xmlns:r="http://schemas.openxmlformats.org/officeDocument/2006/relationships" xmlns:w="http://schemas.openxmlformats.org/wordprocessingml/2006/main" xmlns:w14="http://schemas.microsoft.com/office/word/2010/wordml" xmlns:w15="http://schemas.microsoft.com/office/word/2012/wordml" mc:Ignorable="w14 w15">
+<w:styles xmlns:mc="http://schemas.openxmlformats.org/markup-compatibility/2006" xmlns:r="http://schemas.openxmlformats.org/officeDocument/2006/relationships" xmlns:w="http://schemas.openxmlformats.org/wordprocessingml/2006/main" xmlns:w14="http://schemas.microsoft.com/office/word/2010/wordml" xmlns:w15="http://schemas.microsoft.com/office/word/2012/wordml" xmlns:w16cid="http://schemas.microsoft.com/office/word/2016/wordml/cid" xmlns:w16se="http://schemas.microsoft.com/office/word/2015/wordml/symex" mc:Ignorable="w14 w15 w16se w16cid">
   <w:docDefaults>
     <w:rPrDefault>
       <w:rPr>
@@ -2380,7 +1248,7 @@
       </w:pPr>
     </w:pPrDefault>
   </w:docDefaults>
-  <w:latentStyles w:defLockedState="0" w:defUIPriority="99" w:defSemiHidden="0" w:defUnhideWhenUsed="0" w:defQFormat="0" w:count="371">
+  <w:latentStyles w:defLockedState="0" w:defUIPriority="99" w:defSemiHidden="0" w:defUnhideWhenUsed="0" w:defQFormat="0" w:count="375">
     <w:lsdException w:name="Normal" w:uiPriority="0" w:qFormat="1"/>
     <w:lsdException w:name="heading 1" w:uiPriority="9" w:qFormat="1"/>
     <w:lsdException w:name="heading 2" w:semiHidden="1" w:uiPriority="9" w:unhideWhenUsed="1" w:qFormat="1"/>
@@ -2486,7 +1354,6 @@
     <w:lsdException w:name="HTML Sample" w:semiHidden="1" w:unhideWhenUsed="1"/>
     <w:lsdException w:name="HTML Typewriter" w:semiHidden="1" w:unhideWhenUsed="1"/>
     <w:lsdException w:name="HTML Variable" w:semiHidden="1" w:unhideWhenUsed="1"/>
-    <w:lsdException w:name="Normal Table" w:semiHidden="1" w:unhideWhenUsed="1"/>
     <w:lsdException w:name="annotation subject" w:semiHidden="1" w:unhideWhenUsed="1"/>
     <w:lsdException w:name="No List" w:semiHidden="1" w:unhideWhenUsed="1"/>
     <w:lsdException w:name="Outline List 1" w:semiHidden="1" w:unhideWhenUsed="1"/>
@@ -2530,10 +1397,8 @@
     <w:lsdException w:name="Table Elegant" w:semiHidden="1" w:unhideWhenUsed="1"/>
     <w:lsdException w:name="Table Professional" w:semiHidden="1" w:unhideWhenUsed="1"/>
     <w:lsdException w:name="Table Subtle 1" w:semiHidden="1" w:unhideWhenUsed="1"/>
-    <w:lsdException w:name="Table Subtle 2" w:semiHidden="1" w:unhideWhenUsed="1"/>
     <w:lsdException w:name="Table Web 1" w:semiHidden="1" w:unhideWhenUsed="1"/>
     <w:lsdException w:name="Table Web 2" w:semiHidden="1" w:unhideWhenUsed="1"/>
-    <w:lsdException w:name="Table Web 3" w:semiHidden="1" w:unhideWhenUsed="1"/>
     <w:lsdException w:name="Balloon Text" w:semiHidden="1" w:unhideWhenUsed="1"/>
     <w:lsdException w:name="Table Grid" w:uiPriority="39"/>
     <w:lsdException w:name="Table Theme" w:semiHidden="1" w:unhideWhenUsed="1"/>
@@ -2752,6 +1617,10 @@
     <w:lsdException w:name="List Table 5 Dark Accent 6" w:uiPriority="50"/>
     <w:lsdException w:name="List Table 6 Colorful Accent 6" w:uiPriority="51"/>
     <w:lsdException w:name="List Table 7 Colorful Accent 6" w:uiPriority="52"/>
+    <w:lsdException w:name="Mention" w:semiHidden="1" w:unhideWhenUsed="1"/>
+    <w:lsdException w:name="Smart Hyperlink" w:semiHidden="1" w:unhideWhenUsed="1"/>
+    <w:lsdException w:name="Hashtag" w:semiHidden="1" w:unhideWhenUsed="1"/>
+    <w:lsdException w:name="Unresolved Mention" w:semiHidden="1" w:unhideWhenUsed="1"/>
   </w:latentStyles>
   <w:style w:type="paragraph" w:default="1" w:styleId="Normal">
     <w:name w:val="Normal"/>
